--- a/klagomål/A 13217-2026 FSC-klagomål.docx
+++ b/klagomål/A 13217-2026 FSC-klagomål.docx
@@ -751,7 +751,7 @@
     <w:r>
       <w:tab/>
       <w:tab/>
-      <w:t>2026-04-14</w:t>
+      <w:t>2026-04-15</w:t>
       <w:br/>
       <w:br/>
     </w:r>

--- a/klagomål/A 13217-2026 FSC-klagomål.docx
+++ b/klagomål/A 13217-2026 FSC-klagomål.docx
@@ -751,7 +751,7 @@
     <w:r>
       <w:tab/>
       <w:tab/>
-      <w:t>2026-04-15</w:t>
+      <w:t>2026-04-16</w:t>
       <w:br/>
       <w:br/>
     </w:r>

--- a/klagomål/A 13217-2026 FSC-klagomål.docx
+++ b/klagomål/A 13217-2026 FSC-klagomål.docx
@@ -751,7 +751,7 @@
     <w:r>
       <w:tab/>
       <w:tab/>
-      <w:t>2026-04-16</w:t>
+      <w:t>2026-04-17</w:t>
       <w:br/>
       <w:br/>
     </w:r>

--- a/klagomål/A 13217-2026 FSC-klagomål.docx
+++ b/klagomål/A 13217-2026 FSC-klagomål.docx
@@ -751,7 +751,7 @@
     <w:r>
       <w:tab/>
       <w:tab/>
-      <w:t>2026-04-17</w:t>
+      <w:t>2026-04-18</w:t>
       <w:br/>
       <w:br/>
     </w:r>

--- a/klagomål/A 13217-2026 FSC-klagomål.docx
+++ b/klagomål/A 13217-2026 FSC-klagomål.docx
@@ -751,7 +751,7 @@
     <w:r>
       <w:tab/>
       <w:tab/>
-      <w:t>2026-04-18</w:t>
+      <w:t>2026-04-19</w:t>
       <w:br/>
       <w:br/>
     </w:r>

--- a/klagomål/A 13217-2026 FSC-klagomål.docx
+++ b/klagomål/A 13217-2026 FSC-klagomål.docx
@@ -751,7 +751,7 @@
     <w:r>
       <w:tab/>
       <w:tab/>
-      <w:t>2026-04-19</w:t>
+      <w:t>2026-04-20</w:t>
       <w:br/>
       <w:br/>
     </w:r>

--- a/klagomål/A 13217-2026 FSC-klagomål.docx
+++ b/klagomål/A 13217-2026 FSC-klagomål.docx
@@ -751,7 +751,7 @@
     <w:r>
       <w:tab/>
       <w:tab/>
-      <w:t>2026-04-20</w:t>
+      <w:t>2026-04-21</w:t>
       <w:br/>
       <w:br/>
     </w:r>

--- a/klagomål/A 13217-2026 FSC-klagomål.docx
+++ b/klagomål/A 13217-2026 FSC-klagomål.docx
@@ -751,7 +751,7 @@
     <w:r>
       <w:tab/>
       <w:tab/>
-      <w:t>2026-04-21</w:t>
+      <w:t>2026-04-22</w:t>
       <w:br/>
       <w:br/>
     </w:r>

--- a/klagomål/A 13217-2026 FSC-klagomål.docx
+++ b/klagomål/A 13217-2026 FSC-klagomål.docx
@@ -751,7 +751,7 @@
     <w:r>
       <w:tab/>
       <w:tab/>
-      <w:t>2026-04-22</w:t>
+      <w:t>2026-04-23</w:t>
       <w:br/>
       <w:br/>
     </w:r>

--- a/klagomål/A 13217-2026 FSC-klagomål.docx
+++ b/klagomål/A 13217-2026 FSC-klagomål.docx
@@ -751,7 +751,7 @@
     <w:r>
       <w:tab/>
       <w:tab/>
-      <w:t>2026-04-23</w:t>
+      <w:t>2026-04-24</w:t>
       <w:br/>
       <w:br/>
     </w:r>

--- a/klagomål/A 13217-2026 FSC-klagomål.docx
+++ b/klagomål/A 13217-2026 FSC-klagomål.docx
@@ -751,7 +751,7 @@
     <w:r>
       <w:tab/>
       <w:tab/>
-      <w:t>2026-04-24</w:t>
+      <w:t>2026-04-25</w:t>
       <w:br/>
       <w:br/>
     </w:r>

--- a/klagomål/A 13217-2026 FSC-klagomål.docx
+++ b/klagomål/A 13217-2026 FSC-klagomål.docx
@@ -751,7 +751,7 @@
     <w:r>
       <w:tab/>
       <w:tab/>
-      <w:t>2026-04-25</w:t>
+      <w:t>2026-04-26</w:t>
       <w:br/>
       <w:br/>
     </w:r>

--- a/klagomål/A 13217-2026 FSC-klagomål.docx
+++ b/klagomål/A 13217-2026 FSC-klagomål.docx
@@ -751,7 +751,7 @@
     <w:r>
       <w:tab/>
       <w:tab/>
-      <w:t>2026-04-26</w:t>
+      <w:t>2026-04-27</w:t>
       <w:br/>
       <w:br/>
     </w:r>

--- a/klagomål/A 13217-2026 FSC-klagomål.docx
+++ b/klagomål/A 13217-2026 FSC-klagomål.docx
@@ -751,7 +751,7 @@
     <w:r>
       <w:tab/>
       <w:tab/>
-      <w:t>2026-04-27</w:t>
+      <w:t>2026-04-28</w:t>
       <w:br/>
       <w:br/>
     </w:r>

--- a/klagomål/A 13217-2026 FSC-klagomål.docx
+++ b/klagomål/A 13217-2026 FSC-klagomål.docx
@@ -751,7 +751,7 @@
     <w:r>
       <w:tab/>
       <w:tab/>
-      <w:t>2026-04-28</w:t>
+      <w:t>2026-04-29</w:t>
       <w:br/>
       <w:br/>
     </w:r>

--- a/klagomål/A 13217-2026 FSC-klagomål.docx
+++ b/klagomål/A 13217-2026 FSC-klagomål.docx
@@ -751,7 +751,7 @@
     <w:r>
       <w:tab/>
       <w:tab/>
-      <w:t>2026-04-29</w:t>
+      <w:t>2026-04-30</w:t>
       <w:br/>
       <w:br/>
     </w:r>

--- a/klagomål/A 13217-2026 FSC-klagomål.docx
+++ b/klagomål/A 13217-2026 FSC-klagomål.docx
@@ -751,7 +751,7 @@
     <w:r>
       <w:tab/>
       <w:tab/>
-      <w:t>2026-04-30</w:t>
+      <w:t>2026-05-01</w:t>
       <w:br/>
       <w:br/>
     </w:r>

--- a/klagomål/A 13217-2026 FSC-klagomål.docx
+++ b/klagomål/A 13217-2026 FSC-klagomål.docx
@@ -751,7 +751,7 @@
     <w:r>
       <w:tab/>
       <w:tab/>
-      <w:t>2026-05-01</w:t>
+      <w:t>2026-05-02</w:t>
       <w:br/>
       <w:br/>
     </w:r>

--- a/klagomål/A 13217-2026 FSC-klagomål.docx
+++ b/klagomål/A 13217-2026 FSC-klagomål.docx
@@ -751,7 +751,7 @@
     <w:r>
       <w:tab/>
       <w:tab/>
-      <w:t>2026-05-02</w:t>
+      <w:t>2026-05-03</w:t>
       <w:br/>
       <w:br/>
     </w:r>

--- a/klagomål/A 13217-2026 FSC-klagomål.docx
+++ b/klagomål/A 13217-2026 FSC-klagomål.docx
@@ -751,7 +751,7 @@
     <w:r>
       <w:tab/>
       <w:tab/>
-      <w:t>2026-05-03</w:t>
+      <w:t>2026-05-04</w:t>
       <w:br/>
       <w:br/>
     </w:r>

--- a/klagomål/A 13217-2026 FSC-klagomål.docx
+++ b/klagomål/A 13217-2026 FSC-klagomål.docx
@@ -751,7 +751,7 @@
     <w:r>
       <w:tab/>
       <w:tab/>
-      <w:t>2026-05-04</w:t>
+      <w:t>2026-05-05</w:t>
       <w:br/>
       <w:br/>
     </w:r>

--- a/klagomål/A 13217-2026 FSC-klagomål.docx
+++ b/klagomål/A 13217-2026 FSC-klagomål.docx
@@ -751,7 +751,7 @@
     <w:r>
       <w:tab/>
       <w:tab/>
-      <w:t>2026-05-05</w:t>
+      <w:t>2026-05-06</w:t>
       <w:br/>
       <w:br/>
     </w:r>

--- a/klagomål/A 13217-2026 FSC-klagomål.docx
+++ b/klagomål/A 13217-2026 FSC-klagomål.docx
@@ -751,7 +751,7 @@
     <w:r>
       <w:tab/>
       <w:tab/>
-      <w:t>2026-06-15</w:t>
+      <w:t>2026-06-16</w:t>
       <w:br/>
       <w:br/>
     </w:r>

--- a/klagomål/A 13217-2026 FSC-klagomål.docx
+++ b/klagomål/A 13217-2026 FSC-klagomål.docx
@@ -751,7 +751,7 @@
     <w:r>
       <w:tab/>
       <w:tab/>
-      <w:t>2026-06-16</w:t>
+      <w:t>2026-06-17</w:t>
       <w:br/>
       <w:br/>
     </w:r>

--- a/klagomål/A 13217-2026 FSC-klagomål.docx
+++ b/klagomål/A 13217-2026 FSC-klagomål.docx
@@ -1,6 +1,6 @@
 
 <file path=word/document.xml><?xml version="1.0" encoding="utf-8"?>
-<w:document xmlns:wpc="http://schemas.microsoft.com/office/word/2010/wordprocessingCanvas" xmlns:cx="http://schemas.microsoft.com/office/drawing/2014/chartex" xmlns:cx1="http://schemas.microsoft.com/office/drawing/2015/9/8/chartex" xmlns:cx2="http://schemas.microsoft.com/office/drawing/2015/10/21/chartex" xmlns:cx3="http://schemas.microsoft.com/office/drawing/2016/5/9/chartex" xmlns:cx4="http://schemas.microsoft.com/office/drawing/2016/5/10/chartex" xmlns:cx5="http://schemas.microsoft.com/office/drawing/2016/5/11/chartex" xmlns:cx6="http://schemas.microsoft.com/office/drawing/2016/5/12/chartex" xmlns:cx7="http://schemas.microsoft.com/office/drawing/2016/5/13/chartex" xmlns:cx8="http://schemas.microsoft.com/office/drawing/2016/5/14/chartex" xmlns:mc="http://schemas.openxmlformats.org/markup-compatibility/2006" xmlns:aink="http://schemas.microsoft.com/office/drawing/2016/ink" xmlns:am3d="http://schemas.microsoft.com/office/drawing/2017/model3d" xmlns:o="urn:schemas-microsoft-com:office:office" xmlns:oel="http://schemas.microsoft.com/office/2019/extlst" xmlns:r="http://schemas.openxmlformats.org/officeDocument/2006/relationships" xmlns:m="http://schemas.openxmlformats.org/officeDocument/2006/math" xmlns:v="urn:schemas-microsoft-com:vml" xmlns:wp14="http://schemas.microsoft.com/office/word/2010/wordprocessingDrawing" xmlns:wp="http://schemas.openxmlformats.org/drawingml/2006/wordprocessingDrawing" xmlns:w10="urn:schemas-microsoft-com:office:word" xmlns:w="http://schemas.openxmlformats.org/wordprocessingml/2006/main" xmlns:w14="http://schemas.microsoft.com/office/word/2010/wordml" xmlns:w15="http://schemas.microsoft.com/office/word/2012/wordml" xmlns:w16cex="http://schemas.microsoft.com/office/word/2018/wordml/cex" xmlns:w16cid="http://schemas.microsoft.com/office/word/2016/wordml/cid" xmlns:w16="http://schemas.microsoft.com/office/word/2018/wordml" xmlns:w16sdtdh="http://schemas.microsoft.com/office/word/2020/wordml/sdtdatahash" xmlns:w16se="http://schemas.microsoft.com/office/word/2015/wordml/symex" xmlns:wpg="http://schemas.microsoft.com/office/word/2010/wordprocessingGroup" xmlns:wpi="http://schemas.microsoft.com/office/word/2010/wordprocessingInk" xmlns:wne="http://schemas.microsoft.com/office/word/2006/wordml" xmlns:wps="http://schemas.microsoft.com/office/word/2010/wordprocessingShape" mc:Ignorable="w14 w15 w16se w16cid w16 w16cex w16sdtdh wp14">
+<w:document xmlns:wpc="http://schemas.microsoft.com/office/word/2010/wordprocessingCanvas" xmlns:cx="http://schemas.microsoft.com/office/drawing/2014/chartex" xmlns:cx1="http://schemas.microsoft.com/office/drawing/2015/9/8/chartex" xmlns:cx2="http://schemas.microsoft.com/office/drawing/2015/10/21/chartex" xmlns:cx3="http://schemas.microsoft.com/office/drawing/2016/5/9/chartex" xmlns:cx4="http://schemas.microsoft.com/office/drawing/2016/5/10/chartex" xmlns:cx5="http://schemas.microsoft.com/office/drawing/2016/5/11/chartex" xmlns:cx6="http://schemas.microsoft.com/office/drawing/2016/5/12/chartex" xmlns:cx7="http://schemas.microsoft.com/office/drawing/2016/5/13/chartex" xmlns:cx8="http://schemas.microsoft.com/office/drawing/2016/5/14/chartex" xmlns:mc="http://schemas.openxmlformats.org/markup-compatibility/2006" xmlns:aink="http://schemas.microsoft.com/office/drawing/2016/ink" xmlns:am3d="http://schemas.microsoft.com/office/drawing/2017/model3d" xmlns:o="urn:schemas-microsoft-com:office:office" xmlns:oel="http://schemas.microsoft.com/office/2019/extlst" xmlns:r="http://schemas.openxmlformats.org/officeDocument/2006/relationships" xmlns:m="http://schemas.openxmlformats.org/officeDocument/2006/math" xmlns:v="urn:schemas-microsoft-com:vml" xmlns:wp14="http://schemas.microsoft.com/office/word/2010/wordprocessingDrawing" xmlns:wp="http://schemas.openxmlformats.org/drawingml/2006/wordprocessingDrawing" xmlns:w10="urn:schemas-microsoft-com:office:word" xmlns:w="http://schemas.openxmlformats.org/wordprocessingml/2006/main" xmlns:w14="http://schemas.microsoft.com/office/word/2010/wordml" xmlns:w15="http://schemas.microsoft.com/office/word/2012/wordml" xmlns:w16cex="http://schemas.microsoft.com/office/word/2018/wordml/cex" xmlns:w16cid="http://schemas.microsoft.com/office/word/2016/wordml/cid" xmlns:w16="http://schemas.microsoft.com/office/word/2018/wordml" xmlns:w16du="http://schemas.microsoft.com/office/word/2023/wordml/word16du" xmlns:w16sdtdh="http://schemas.microsoft.com/office/word/2020/wordml/sdtdatahash" xmlns:w16sdtfl="http://schemas.microsoft.com/office/word/2024/wordml/sdtformatlock" xmlns:w16se="http://schemas.microsoft.com/office/word/2015/wordml/symex" xmlns:wpg="http://schemas.microsoft.com/office/word/2010/wordprocessingGroup" xmlns:wpi="http://schemas.microsoft.com/office/word/2010/wordprocessingInk" xmlns:wne="http://schemas.microsoft.com/office/word/2006/wordml" xmlns:wps="http://schemas.microsoft.com/office/word/2010/wordprocessingShape" mc:Ignorable="w14 w15 w16se w16cid w16 w16cex w16sdtdh w16sdtfl w16du wp14">
   <w:body>
     <w:p>
       <w:r>
@@ -168,7 +168,7 @@
     </w:p>
     <w:p>
       <w:r>
-        <w:t>Detta dokument behandlar höga naturvärden i avverkningsanmälan A 13217-2026 i Bengtsfors kommun. Denna avverkningsanmälan inkom 2026-03-12 00:00:00 och omfattar 3,4 ha.</w:t>
+        <w:t>Detta dokument behandlar höga naturvärden i avverkningsanmälan A 13217-2026 i Bengtsfors kommun som inkom 2026-03-12 och omfattar 3,4 ha.</w:t>
       </w:r>
     </w:p>
     <w:p>
@@ -191,12 +191,15 @@
     </w:p>
     <w:p>
       <w:r>
-        <w:t>I avverkningsanmälan har följande 5 naturvårdsarter hittats: doftskinn (NT), garnlav (NT), skogstrappmossa (NT), vedtrappmossa (NT) och vedticka (S). Av dessa är 4 rödlistade. För rödlistade arter har rödlistekategorin angivits inom parentes. Arter som är signalarter enligt Skogsstyrelsen har markerats med (S).</w:t>
+        <w:t>I avverkningsanmälan har följande 5 naturvårdsarter hittats: garnlav (VU, T), doftskinn (NT, T), skogstrappmossa (NT), vedtrappmossa (NT, T) och vedticka (S, T). Av dessa är 4 rödlistade. För rödlistade arter har rödlistekategorin angivits inom parentes. Arter som är signalarter enligt Skogsstyrelsen har markerats med (S). Typiska arter inom Natura 2000 som är kopplade till skogsekosystem har markerats med (T).</w:t>
       </w:r>
     </w:p>
     <w:p>
       <w:r>
-        <w:t>De påträffade naturvårdsarterna är ett tydligt kvitto på att detta rör sig om en skog med höga naturvärden. I Figur 1 visas en karta över det avverkningsanmälda området, där samtliga fyndplatser för naturvårdsarter som finns registrerade på Artportalen har markerats.</w:t>
+        <w:t>De påträffade naturvårdsarterna är ett tydligt kvitto på att det rör sig om en skog med höga naturvärden.</w:t>
+      </w:r>
+      <w:r>
+        <w:t xml:space="preserve"> I Figur 1 visas fyndplatser för naturvårdsarter i området, som finns registrerade på Artportalen.</w:t>
       </w:r>
     </w:p>
     <w:p>
@@ -206,7 +209,7 @@
       <w:r>
         <w:drawing>
           <wp:inline xmlns:a="http://schemas.openxmlformats.org/drawingml/2006/main" xmlns:pic="http://schemas.openxmlformats.org/drawingml/2006/picture">
-            <wp:extent cx="5486400" cy="3406783"/>
+            <wp:extent cx="5486400" cy="4308049"/>
             <wp:docPr id="1" name="Picture 1"/>
             <wp:cNvGraphicFramePr>
               <a:graphicFrameLocks noChangeAspect="1"/>
@@ -227,7 +230,7 @@
                   <pic:spPr>
                     <a:xfrm>
                       <a:off x="0" y="0"/>
-                      <a:ext cx="5486400" cy="3406783"/>
+                      <a:ext cx="5486400" cy="4308049"/>
                     </a:xfrm>
                     <a:prstGeom prst="rect"/>
                   </pic:spPr>
@@ -241,9 +244,10 @@
     <w:p>
       <w:pPr>
         <w:pStyle w:val="Caption"/>
+        <w:spacing w:after="240"/>
       </w:pPr>
       <w:r>
-        <w:t>Figur 1. Fyndplatser för naturvårdsarter i det avverkningsanmälda området (röd linje). Markörer utan svart kant är placerade på fyndplatsen. Markörer med svart kant är placerade vid sidan av fyndplatsen och har ett svart streck som visar fyndplatsens exakta position. Kartans mittpunktskoordinat är N 6555961, E 352443 i SWEREF 99 TM.</w:t>
+        <w:t>Figur 1. Fyndplatser för naturvårdsarter i avverkningsanmälan (röd linje). Markörer utan svart kant är placerade på fyndplatsen. Markörer med svart kant är placerade vid sidan av fyndplatsen och har ett svart streck som visar fyndplatsens exakta position. Kartans mittpunktskoordinat är N 6555961, E 352443 i SWEREF 99 TM.</w:t>
       </w:r>
     </w:p>
     <w:p>
@@ -641,7 +645,7 @@
 </file>
 
 <file path=word/endnotes.xml><?xml version="1.0" encoding="utf-8"?>
-<w:endnotes xmlns:wpc="http://schemas.microsoft.com/office/word/2010/wordprocessingCanvas" xmlns:cx="http://schemas.microsoft.com/office/drawing/2014/chartex" xmlns:cx1="http://schemas.microsoft.com/office/drawing/2015/9/8/chartex" xmlns:cx2="http://schemas.microsoft.com/office/drawing/2015/10/21/chartex" xmlns:cx3="http://schemas.microsoft.com/office/drawing/2016/5/9/chartex" xmlns:cx4="http://schemas.microsoft.com/office/drawing/2016/5/10/chartex" xmlns:cx5="http://schemas.microsoft.com/office/drawing/2016/5/11/chartex" xmlns:cx6="http://schemas.microsoft.com/office/drawing/2016/5/12/chartex" xmlns:cx7="http://schemas.microsoft.com/office/drawing/2016/5/13/chartex" xmlns:cx8="http://schemas.microsoft.com/office/drawing/2016/5/14/chartex" xmlns:mc="http://schemas.openxmlformats.org/markup-compatibility/2006" xmlns:aink="http://schemas.microsoft.com/office/drawing/2016/ink" xmlns:am3d="http://schemas.microsoft.com/office/drawing/2017/model3d" xmlns:o="urn:schemas-microsoft-com:office:office" xmlns:oel="http://schemas.microsoft.com/office/2019/extlst" xmlns:r="http://schemas.openxmlformats.org/officeDocument/2006/relationships" xmlns:m="http://schemas.openxmlformats.org/officeDocument/2006/math" xmlns:v="urn:schemas-microsoft-com:vml" xmlns:wp14="http://schemas.microsoft.com/office/word/2010/wordprocessingDrawing" xmlns:wp="http://schemas.openxmlformats.org/drawingml/2006/wordprocessingDrawing" xmlns:w10="urn:schemas-microsoft-com:office:word" xmlns:w="http://schemas.openxmlformats.org/wordprocessingml/2006/main" xmlns:w14="http://schemas.microsoft.com/office/word/2010/wordml" xmlns:w15="http://schemas.microsoft.com/office/word/2012/wordml" xmlns:w16cex="http://schemas.microsoft.com/office/word/2018/wordml/cex" xmlns:w16cid="http://schemas.microsoft.com/office/word/2016/wordml/cid" xmlns:w16="http://schemas.microsoft.com/office/word/2018/wordml" xmlns:w16sdtdh="http://schemas.microsoft.com/office/word/2020/wordml/sdtdatahash" xmlns:w16se="http://schemas.microsoft.com/office/word/2015/wordml/symex" xmlns:wpg="http://schemas.microsoft.com/office/word/2010/wordprocessingGroup" xmlns:wpi="http://schemas.microsoft.com/office/word/2010/wordprocessingInk" xmlns:wne="http://schemas.microsoft.com/office/word/2006/wordml" xmlns:wps="http://schemas.microsoft.com/office/word/2010/wordprocessingShape" mc:Ignorable="w14 w15 w16se w16cid w16 w16cex w16sdtdh wp14">
+<w:endnotes xmlns:wpc="http://schemas.microsoft.com/office/word/2010/wordprocessingCanvas" xmlns:cx="http://schemas.microsoft.com/office/drawing/2014/chartex" xmlns:cx1="http://schemas.microsoft.com/office/drawing/2015/9/8/chartex" xmlns:cx2="http://schemas.microsoft.com/office/drawing/2015/10/21/chartex" xmlns:cx3="http://schemas.microsoft.com/office/drawing/2016/5/9/chartex" xmlns:cx4="http://schemas.microsoft.com/office/drawing/2016/5/10/chartex" xmlns:cx5="http://schemas.microsoft.com/office/drawing/2016/5/11/chartex" xmlns:cx6="http://schemas.microsoft.com/office/drawing/2016/5/12/chartex" xmlns:cx7="http://schemas.microsoft.com/office/drawing/2016/5/13/chartex" xmlns:cx8="http://schemas.microsoft.com/office/drawing/2016/5/14/chartex" xmlns:mc="http://schemas.openxmlformats.org/markup-compatibility/2006" xmlns:aink="http://schemas.microsoft.com/office/drawing/2016/ink" xmlns:am3d="http://schemas.microsoft.com/office/drawing/2017/model3d" xmlns:o="urn:schemas-microsoft-com:office:office" xmlns:oel="http://schemas.microsoft.com/office/2019/extlst" xmlns:r="http://schemas.openxmlformats.org/officeDocument/2006/relationships" xmlns:m="http://schemas.openxmlformats.org/officeDocument/2006/math" xmlns:v="urn:schemas-microsoft-com:vml" xmlns:wp14="http://schemas.microsoft.com/office/word/2010/wordprocessingDrawing" xmlns:wp="http://schemas.openxmlformats.org/drawingml/2006/wordprocessingDrawing" xmlns:w10="urn:schemas-microsoft-com:office:word" xmlns:w="http://schemas.openxmlformats.org/wordprocessingml/2006/main" xmlns:w14="http://schemas.microsoft.com/office/word/2010/wordml" xmlns:w15="http://schemas.microsoft.com/office/word/2012/wordml" xmlns:w16cex="http://schemas.microsoft.com/office/word/2018/wordml/cex" xmlns:w16cid="http://schemas.microsoft.com/office/word/2016/wordml/cid" xmlns:w16="http://schemas.microsoft.com/office/word/2018/wordml" xmlns:w16du="http://schemas.microsoft.com/office/word/2023/wordml/word16du" xmlns:w16sdtdh="http://schemas.microsoft.com/office/word/2020/wordml/sdtdatahash" xmlns:w16sdtfl="http://schemas.microsoft.com/office/word/2024/wordml/sdtformatlock" xmlns:w16se="http://schemas.microsoft.com/office/word/2015/wordml/symex" xmlns:wpg="http://schemas.microsoft.com/office/word/2010/wordprocessingGroup" xmlns:wpi="http://schemas.microsoft.com/office/word/2010/wordprocessingInk" xmlns:wne="http://schemas.microsoft.com/office/word/2006/wordml" xmlns:wps="http://schemas.microsoft.com/office/word/2010/wordprocessingShape" mc:Ignorable="w14 w15 w16se w16cid w16 w16cex w16sdtdh w16sdtfl w16du wp14">
   <w:endnote w:type="separator" w:id="-1">
     <w:p>
       <w:pPr>
@@ -666,7 +670,7 @@
 </file>
 
 <file path=word/footer1.xml><?xml version="1.0" encoding="utf-8"?>
-<w:ftr xmlns:wpc="http://schemas.microsoft.com/office/word/2010/wordprocessingCanvas" xmlns:cx="http://schemas.microsoft.com/office/drawing/2014/chartex" xmlns:cx1="http://schemas.microsoft.com/office/drawing/2015/9/8/chartex" xmlns:cx2="http://schemas.microsoft.com/office/drawing/2015/10/21/chartex" xmlns:cx3="http://schemas.microsoft.com/office/drawing/2016/5/9/chartex" xmlns:cx4="http://schemas.microsoft.com/office/drawing/2016/5/10/chartex" xmlns:cx5="http://schemas.microsoft.com/office/drawing/2016/5/11/chartex" xmlns:cx6="http://schemas.microsoft.com/office/drawing/2016/5/12/chartex" xmlns:cx7="http://schemas.microsoft.com/office/drawing/2016/5/13/chartex" xmlns:cx8="http://schemas.microsoft.com/office/drawing/2016/5/14/chartex" xmlns:mc="http://schemas.openxmlformats.org/markup-compatibility/2006" xmlns:aink="http://schemas.microsoft.com/office/drawing/2016/ink" xmlns:am3d="http://schemas.microsoft.com/office/drawing/2017/model3d" xmlns:o="urn:schemas-microsoft-com:office:office" xmlns:oel="http://schemas.microsoft.com/office/2019/extlst" xmlns:r="http://schemas.openxmlformats.org/officeDocument/2006/relationships" xmlns:m="http://schemas.openxmlformats.org/officeDocument/2006/math" xmlns:v="urn:schemas-microsoft-com:vml" xmlns:wp14="http://schemas.microsoft.com/office/word/2010/wordprocessingDrawing" xmlns:wp="http://schemas.openxmlformats.org/drawingml/2006/wordprocessingDrawing" xmlns:w10="urn:schemas-microsoft-com:office:word" xmlns:w="http://schemas.openxmlformats.org/wordprocessingml/2006/main" xmlns:w14="http://schemas.microsoft.com/office/word/2010/wordml" xmlns:w15="http://schemas.microsoft.com/office/word/2012/wordml" xmlns:w16cex="http://schemas.microsoft.com/office/word/2018/wordml/cex" xmlns:w16cid="http://schemas.microsoft.com/office/word/2016/wordml/cid" xmlns:w16="http://schemas.microsoft.com/office/word/2018/wordml" xmlns:w16sdtdh="http://schemas.microsoft.com/office/word/2020/wordml/sdtdatahash" xmlns:w16se="http://schemas.microsoft.com/office/word/2015/wordml/symex" xmlns:wpg="http://schemas.microsoft.com/office/word/2010/wordprocessingGroup" xmlns:wpi="http://schemas.microsoft.com/office/word/2010/wordprocessingInk" xmlns:wne="http://schemas.microsoft.com/office/word/2006/wordml" xmlns:wps="http://schemas.microsoft.com/office/word/2010/wordprocessingShape" mc:Ignorable="w14 w15 w16se w16cid w16 w16cex w16sdtdh wp14">
+<w:ftr xmlns:wpc="http://schemas.microsoft.com/office/word/2010/wordprocessingCanvas" xmlns:cx="http://schemas.microsoft.com/office/drawing/2014/chartex" xmlns:cx1="http://schemas.microsoft.com/office/drawing/2015/9/8/chartex" xmlns:cx2="http://schemas.microsoft.com/office/drawing/2015/10/21/chartex" xmlns:cx3="http://schemas.microsoft.com/office/drawing/2016/5/9/chartex" xmlns:cx4="http://schemas.microsoft.com/office/drawing/2016/5/10/chartex" xmlns:cx5="http://schemas.microsoft.com/office/drawing/2016/5/11/chartex" xmlns:cx6="http://schemas.microsoft.com/office/drawing/2016/5/12/chartex" xmlns:cx7="http://schemas.microsoft.com/office/drawing/2016/5/13/chartex" xmlns:cx8="http://schemas.microsoft.com/office/drawing/2016/5/14/chartex" xmlns:mc="http://schemas.openxmlformats.org/markup-compatibility/2006" xmlns:aink="http://schemas.microsoft.com/office/drawing/2016/ink" xmlns:am3d="http://schemas.microsoft.com/office/drawing/2017/model3d" xmlns:o="urn:schemas-microsoft-com:office:office" xmlns:oel="http://schemas.microsoft.com/office/2019/extlst" xmlns:r="http://schemas.openxmlformats.org/officeDocument/2006/relationships" xmlns:m="http://schemas.openxmlformats.org/officeDocument/2006/math" xmlns:v="urn:schemas-microsoft-com:vml" xmlns:wp14="http://schemas.microsoft.com/office/word/2010/wordprocessingDrawing" xmlns:wp="http://schemas.openxmlformats.org/drawingml/2006/wordprocessingDrawing" xmlns:w10="urn:schemas-microsoft-com:office:word" xmlns:w="http://schemas.openxmlformats.org/wordprocessingml/2006/main" xmlns:w14="http://schemas.microsoft.com/office/word/2010/wordml" xmlns:w15="http://schemas.microsoft.com/office/word/2012/wordml" xmlns:w16cex="http://schemas.microsoft.com/office/word/2018/wordml/cex" xmlns:w16cid="http://schemas.microsoft.com/office/word/2016/wordml/cid" xmlns:w16="http://schemas.microsoft.com/office/word/2018/wordml" xmlns:w16du="http://schemas.microsoft.com/office/word/2023/wordml/word16du" xmlns:w16sdtdh="http://schemas.microsoft.com/office/word/2020/wordml/sdtdatahash" xmlns:w16sdtfl="http://schemas.microsoft.com/office/word/2024/wordml/sdtformatlock" xmlns:w16se="http://schemas.microsoft.com/office/word/2015/wordml/symex" xmlns:wpg="http://schemas.microsoft.com/office/word/2010/wordprocessingGroup" xmlns:wpi="http://schemas.microsoft.com/office/word/2010/wordprocessingInk" xmlns:wne="http://schemas.microsoft.com/office/word/2006/wordml" xmlns:wps="http://schemas.microsoft.com/office/word/2010/wordprocessingShape" mc:Ignorable="w14 w15 w16se w16cid w16 w16cex w16sdtdh w16sdtfl w16du wp14">
   <w:p>
     <w:pPr>
       <w:pStyle w:val="Footer"/>
@@ -676,7 +680,7 @@
 </file>
 
 <file path=word/footer2.xml><?xml version="1.0" encoding="utf-8"?>
-<w:ftr xmlns:wpc="http://schemas.microsoft.com/office/word/2010/wordprocessingCanvas" xmlns:cx="http://schemas.microsoft.com/office/drawing/2014/chartex" xmlns:cx1="http://schemas.microsoft.com/office/drawing/2015/9/8/chartex" xmlns:cx2="http://schemas.microsoft.com/office/drawing/2015/10/21/chartex" xmlns:cx3="http://schemas.microsoft.com/office/drawing/2016/5/9/chartex" xmlns:cx4="http://schemas.microsoft.com/office/drawing/2016/5/10/chartex" xmlns:cx5="http://schemas.microsoft.com/office/drawing/2016/5/11/chartex" xmlns:cx6="http://schemas.microsoft.com/office/drawing/2016/5/12/chartex" xmlns:cx7="http://schemas.microsoft.com/office/drawing/2016/5/13/chartex" xmlns:cx8="http://schemas.microsoft.com/office/drawing/2016/5/14/chartex" xmlns:mc="http://schemas.openxmlformats.org/markup-compatibility/2006" xmlns:aink="http://schemas.microsoft.com/office/drawing/2016/ink" xmlns:am3d="http://schemas.microsoft.com/office/drawing/2017/model3d" xmlns:o="urn:schemas-microsoft-com:office:office" xmlns:oel="http://schemas.microsoft.com/office/2019/extlst" xmlns:r="http://schemas.openxmlformats.org/officeDocument/2006/relationships" xmlns:m="http://schemas.openxmlformats.org/officeDocument/2006/math" xmlns:v="urn:schemas-microsoft-com:vml" xmlns:wp14="http://schemas.microsoft.com/office/word/2010/wordprocessingDrawing" xmlns:wp="http://schemas.openxmlformats.org/drawingml/2006/wordprocessingDrawing" xmlns:w10="urn:schemas-microsoft-com:office:word" xmlns:w="http://schemas.openxmlformats.org/wordprocessingml/2006/main" xmlns:w14="http://schemas.microsoft.com/office/word/2010/wordml" xmlns:w15="http://schemas.microsoft.com/office/word/2012/wordml" xmlns:w16cex="http://schemas.microsoft.com/office/word/2018/wordml/cex" xmlns:w16cid="http://schemas.microsoft.com/office/word/2016/wordml/cid" xmlns:w16="http://schemas.microsoft.com/office/word/2018/wordml" xmlns:w16sdtdh="http://schemas.microsoft.com/office/word/2020/wordml/sdtdatahash" xmlns:w16se="http://schemas.microsoft.com/office/word/2015/wordml/symex" xmlns:wpg="http://schemas.microsoft.com/office/word/2010/wordprocessingGroup" xmlns:wpi="http://schemas.microsoft.com/office/word/2010/wordprocessingInk" xmlns:wne="http://schemas.microsoft.com/office/word/2006/wordml" xmlns:wps="http://schemas.microsoft.com/office/word/2010/wordprocessingShape" mc:Ignorable="w14 w15 w16se w16cid w16 w16cex w16sdtdh wp14">
+<w:ftr xmlns:wpc="http://schemas.microsoft.com/office/word/2010/wordprocessingCanvas" xmlns:cx="http://schemas.microsoft.com/office/drawing/2014/chartex" xmlns:cx1="http://schemas.microsoft.com/office/drawing/2015/9/8/chartex" xmlns:cx2="http://schemas.microsoft.com/office/drawing/2015/10/21/chartex" xmlns:cx3="http://schemas.microsoft.com/office/drawing/2016/5/9/chartex" xmlns:cx4="http://schemas.microsoft.com/office/drawing/2016/5/10/chartex" xmlns:cx5="http://schemas.microsoft.com/office/drawing/2016/5/11/chartex" xmlns:cx6="http://schemas.microsoft.com/office/drawing/2016/5/12/chartex" xmlns:cx7="http://schemas.microsoft.com/office/drawing/2016/5/13/chartex" xmlns:cx8="http://schemas.microsoft.com/office/drawing/2016/5/14/chartex" xmlns:mc="http://schemas.openxmlformats.org/markup-compatibility/2006" xmlns:aink="http://schemas.microsoft.com/office/drawing/2016/ink" xmlns:am3d="http://schemas.microsoft.com/office/drawing/2017/model3d" xmlns:o="urn:schemas-microsoft-com:office:office" xmlns:oel="http://schemas.microsoft.com/office/2019/extlst" xmlns:r="http://schemas.openxmlformats.org/officeDocument/2006/relationships" xmlns:m="http://schemas.openxmlformats.org/officeDocument/2006/math" xmlns:v="urn:schemas-microsoft-com:vml" xmlns:wp14="http://schemas.microsoft.com/office/word/2010/wordprocessingDrawing" xmlns:wp="http://schemas.openxmlformats.org/drawingml/2006/wordprocessingDrawing" xmlns:w10="urn:schemas-microsoft-com:office:word" xmlns:w="http://schemas.openxmlformats.org/wordprocessingml/2006/main" xmlns:w14="http://schemas.microsoft.com/office/word/2010/wordml" xmlns:w15="http://schemas.microsoft.com/office/word/2012/wordml" xmlns:w16cex="http://schemas.microsoft.com/office/word/2018/wordml/cex" xmlns:w16cid="http://schemas.microsoft.com/office/word/2016/wordml/cid" xmlns:w16="http://schemas.microsoft.com/office/word/2018/wordml" xmlns:w16du="http://schemas.microsoft.com/office/word/2023/wordml/word16du" xmlns:w16sdtdh="http://schemas.microsoft.com/office/word/2020/wordml/sdtdatahash" xmlns:w16sdtfl="http://schemas.microsoft.com/office/word/2024/wordml/sdtformatlock" xmlns:w16se="http://schemas.microsoft.com/office/word/2015/wordml/symex" xmlns:wpg="http://schemas.microsoft.com/office/word/2010/wordprocessingGroup" xmlns:wpi="http://schemas.microsoft.com/office/word/2010/wordprocessingInk" xmlns:wne="http://schemas.microsoft.com/office/word/2006/wordml" xmlns:wps="http://schemas.microsoft.com/office/word/2010/wordprocessingShape" mc:Ignorable="w14 w15 w16se w16cid w16 w16cex w16sdtdh w16sdtfl w16du wp14">
   <w:p>
     <w:pPr>
       <w:pStyle w:val="Footer"/>
@@ -686,7 +690,7 @@
 </file>
 
 <file path=word/footer3.xml><?xml version="1.0" encoding="utf-8"?>
-<w:ftr xmlns:wpc="http://schemas.microsoft.com/office/word/2010/wordprocessingCanvas" xmlns:cx="http://schemas.microsoft.com/office/drawing/2014/chartex" xmlns:cx1="http://schemas.microsoft.com/office/drawing/2015/9/8/chartex" xmlns:cx2="http://schemas.microsoft.com/office/drawing/2015/10/21/chartex" xmlns:cx3="http://schemas.microsoft.com/office/drawing/2016/5/9/chartex" xmlns:cx4="http://schemas.microsoft.com/office/drawing/2016/5/10/chartex" xmlns:cx5="http://schemas.microsoft.com/office/drawing/2016/5/11/chartex" xmlns:cx6="http://schemas.microsoft.com/office/drawing/2016/5/12/chartex" xmlns:cx7="http://schemas.microsoft.com/office/drawing/2016/5/13/chartex" xmlns:cx8="http://schemas.microsoft.com/office/drawing/2016/5/14/chartex" xmlns:mc="http://schemas.openxmlformats.org/markup-compatibility/2006" xmlns:aink="http://schemas.microsoft.com/office/drawing/2016/ink" xmlns:am3d="http://schemas.microsoft.com/office/drawing/2017/model3d" xmlns:o="urn:schemas-microsoft-com:office:office" xmlns:oel="http://schemas.microsoft.com/office/2019/extlst" xmlns:r="http://schemas.openxmlformats.org/officeDocument/2006/relationships" xmlns:m="http://schemas.openxmlformats.org/officeDocument/2006/math" xmlns:v="urn:schemas-microsoft-com:vml" xmlns:wp14="http://schemas.microsoft.com/office/word/2010/wordprocessingDrawing" xmlns:wp="http://schemas.openxmlformats.org/drawingml/2006/wordprocessingDrawing" xmlns:w10="urn:schemas-microsoft-com:office:word" xmlns:w="http://schemas.openxmlformats.org/wordprocessingml/2006/main" xmlns:w14="http://schemas.microsoft.com/office/word/2010/wordml" xmlns:w15="http://schemas.microsoft.com/office/word/2012/wordml" xmlns:w16cex="http://schemas.microsoft.com/office/word/2018/wordml/cex" xmlns:w16cid="http://schemas.microsoft.com/office/word/2016/wordml/cid" xmlns:w16="http://schemas.microsoft.com/office/word/2018/wordml" xmlns:w16sdtdh="http://schemas.microsoft.com/office/word/2020/wordml/sdtdatahash" xmlns:w16se="http://schemas.microsoft.com/office/word/2015/wordml/symex" xmlns:wpg="http://schemas.microsoft.com/office/word/2010/wordprocessingGroup" xmlns:wpi="http://schemas.microsoft.com/office/word/2010/wordprocessingInk" xmlns:wne="http://schemas.microsoft.com/office/word/2006/wordml" xmlns:wps="http://schemas.microsoft.com/office/word/2010/wordprocessingShape" mc:Ignorable="w14 w15 w16se w16cid w16 w16cex w16sdtdh wp14">
+<w:ftr xmlns:wpc="http://schemas.microsoft.com/office/word/2010/wordprocessingCanvas" xmlns:cx="http://schemas.microsoft.com/office/drawing/2014/chartex" xmlns:cx1="http://schemas.microsoft.com/office/drawing/2015/9/8/chartex" xmlns:cx2="http://schemas.microsoft.com/office/drawing/2015/10/21/chartex" xmlns:cx3="http://schemas.microsoft.com/office/drawing/2016/5/9/chartex" xmlns:cx4="http://schemas.microsoft.com/office/drawing/2016/5/10/chartex" xmlns:cx5="http://schemas.microsoft.com/office/drawing/2016/5/11/chartex" xmlns:cx6="http://schemas.microsoft.com/office/drawing/2016/5/12/chartex" xmlns:cx7="http://schemas.microsoft.com/office/drawing/2016/5/13/chartex" xmlns:cx8="http://schemas.microsoft.com/office/drawing/2016/5/14/chartex" xmlns:mc="http://schemas.openxmlformats.org/markup-compatibility/2006" xmlns:aink="http://schemas.microsoft.com/office/drawing/2016/ink" xmlns:am3d="http://schemas.microsoft.com/office/drawing/2017/model3d" xmlns:o="urn:schemas-microsoft-com:office:office" xmlns:oel="http://schemas.microsoft.com/office/2019/extlst" xmlns:r="http://schemas.openxmlformats.org/officeDocument/2006/relationships" xmlns:m="http://schemas.openxmlformats.org/officeDocument/2006/math" xmlns:v="urn:schemas-microsoft-com:vml" xmlns:wp14="http://schemas.microsoft.com/office/word/2010/wordprocessingDrawing" xmlns:wp="http://schemas.openxmlformats.org/drawingml/2006/wordprocessingDrawing" xmlns:w10="urn:schemas-microsoft-com:office:word" xmlns:w="http://schemas.openxmlformats.org/wordprocessingml/2006/main" xmlns:w14="http://schemas.microsoft.com/office/word/2010/wordml" xmlns:w15="http://schemas.microsoft.com/office/word/2012/wordml" xmlns:w16cex="http://schemas.microsoft.com/office/word/2018/wordml/cex" xmlns:w16cid="http://schemas.microsoft.com/office/word/2016/wordml/cid" xmlns:w16="http://schemas.microsoft.com/office/word/2018/wordml" xmlns:w16du="http://schemas.microsoft.com/office/word/2023/wordml/word16du" xmlns:w16sdtdh="http://schemas.microsoft.com/office/word/2020/wordml/sdtdatahash" xmlns:w16sdtfl="http://schemas.microsoft.com/office/word/2024/wordml/sdtformatlock" xmlns:w16se="http://schemas.microsoft.com/office/word/2015/wordml/symex" xmlns:wpg="http://schemas.microsoft.com/office/word/2010/wordprocessingGroup" xmlns:wpi="http://schemas.microsoft.com/office/word/2010/wordprocessingInk" xmlns:wne="http://schemas.microsoft.com/office/word/2006/wordml" xmlns:wps="http://schemas.microsoft.com/office/word/2010/wordprocessingShape" mc:Ignorable="w14 w15 w16se w16cid w16 w16cex w16sdtdh w16sdtfl w16du wp14">
   <w:p>
     <w:pPr>
       <w:pStyle w:val="Footer"/>
@@ -696,7 +700,7 @@
 </file>
 
 <file path=word/footnotes.xml><?xml version="1.0" encoding="utf-8"?>
-<w:footnotes xmlns:wpc="http://schemas.microsoft.com/office/word/2010/wordprocessingCanvas" xmlns:cx="http://schemas.microsoft.com/office/drawing/2014/chartex" xmlns:cx1="http://schemas.microsoft.com/office/drawing/2015/9/8/chartex" xmlns:cx2="http://schemas.microsoft.com/office/drawing/2015/10/21/chartex" xmlns:cx3="http://schemas.microsoft.com/office/drawing/2016/5/9/chartex" xmlns:cx4="http://schemas.microsoft.com/office/drawing/2016/5/10/chartex" xmlns:cx5="http://schemas.microsoft.com/office/drawing/2016/5/11/chartex" xmlns:cx6="http://schemas.microsoft.com/office/drawing/2016/5/12/chartex" xmlns:cx7="http://schemas.microsoft.com/office/drawing/2016/5/13/chartex" xmlns:cx8="http://schemas.microsoft.com/office/drawing/2016/5/14/chartex" xmlns:mc="http://schemas.openxmlformats.org/markup-compatibility/2006" xmlns:aink="http://schemas.microsoft.com/office/drawing/2016/ink" xmlns:am3d="http://schemas.microsoft.com/office/drawing/2017/model3d" xmlns:o="urn:schemas-microsoft-com:office:office" xmlns:oel="http://schemas.microsoft.com/office/2019/extlst" xmlns:r="http://schemas.openxmlformats.org/officeDocument/2006/relationships" xmlns:m="http://schemas.openxmlformats.org/officeDocument/2006/math" xmlns:v="urn:schemas-microsoft-com:vml" xmlns:wp14="http://schemas.microsoft.com/office/word/2010/wordprocessingDrawing" xmlns:wp="http://schemas.openxmlformats.org/drawingml/2006/wordprocessingDrawing" xmlns:w10="urn:schemas-microsoft-com:office:word" xmlns:w="http://schemas.openxmlformats.org/wordprocessingml/2006/main" xmlns:w14="http://schemas.microsoft.com/office/word/2010/wordml" xmlns:w15="http://schemas.microsoft.com/office/word/2012/wordml" xmlns:w16cex="http://schemas.microsoft.com/office/word/2018/wordml/cex" xmlns:w16cid="http://schemas.microsoft.com/office/word/2016/wordml/cid" xmlns:w16="http://schemas.microsoft.com/office/word/2018/wordml" xmlns:w16sdtdh="http://schemas.microsoft.com/office/word/2020/wordml/sdtdatahash" xmlns:w16se="http://schemas.microsoft.com/office/word/2015/wordml/symex" xmlns:wpg="http://schemas.microsoft.com/office/word/2010/wordprocessingGroup" xmlns:wpi="http://schemas.microsoft.com/office/word/2010/wordprocessingInk" xmlns:wne="http://schemas.microsoft.com/office/word/2006/wordml" xmlns:wps="http://schemas.microsoft.com/office/word/2010/wordprocessingShape" mc:Ignorable="w14 w15 w16se w16cid w16 w16cex w16sdtdh wp14">
+<w:footnotes xmlns:wpc="http://schemas.microsoft.com/office/word/2010/wordprocessingCanvas" xmlns:cx="http://schemas.microsoft.com/office/drawing/2014/chartex" xmlns:cx1="http://schemas.microsoft.com/office/drawing/2015/9/8/chartex" xmlns:cx2="http://schemas.microsoft.com/office/drawing/2015/10/21/chartex" xmlns:cx3="http://schemas.microsoft.com/office/drawing/2016/5/9/chartex" xmlns:cx4="http://schemas.microsoft.com/office/drawing/2016/5/10/chartex" xmlns:cx5="http://schemas.microsoft.com/office/drawing/2016/5/11/chartex" xmlns:cx6="http://schemas.microsoft.com/office/drawing/2016/5/12/chartex" xmlns:cx7="http://schemas.microsoft.com/office/drawing/2016/5/13/chartex" xmlns:cx8="http://schemas.microsoft.com/office/drawing/2016/5/14/chartex" xmlns:mc="http://schemas.openxmlformats.org/markup-compatibility/2006" xmlns:aink="http://schemas.microsoft.com/office/drawing/2016/ink" xmlns:am3d="http://schemas.microsoft.com/office/drawing/2017/model3d" xmlns:o="urn:schemas-microsoft-com:office:office" xmlns:oel="http://schemas.microsoft.com/office/2019/extlst" xmlns:r="http://schemas.openxmlformats.org/officeDocument/2006/relationships" xmlns:m="http://schemas.openxmlformats.org/officeDocument/2006/math" xmlns:v="urn:schemas-microsoft-com:vml" xmlns:wp14="http://schemas.microsoft.com/office/word/2010/wordprocessingDrawing" xmlns:wp="http://schemas.openxmlformats.org/drawingml/2006/wordprocessingDrawing" xmlns:w10="urn:schemas-microsoft-com:office:word" xmlns:w="http://schemas.openxmlformats.org/wordprocessingml/2006/main" xmlns:w14="http://schemas.microsoft.com/office/word/2010/wordml" xmlns:w15="http://schemas.microsoft.com/office/word/2012/wordml" xmlns:w16cex="http://schemas.microsoft.com/office/word/2018/wordml/cex" xmlns:w16cid="http://schemas.microsoft.com/office/word/2016/wordml/cid" xmlns:w16="http://schemas.microsoft.com/office/word/2018/wordml" xmlns:w16du="http://schemas.microsoft.com/office/word/2023/wordml/word16du" xmlns:w16sdtdh="http://schemas.microsoft.com/office/word/2020/wordml/sdtdatahash" xmlns:w16sdtfl="http://schemas.microsoft.com/office/word/2024/wordml/sdtformatlock" xmlns:w16se="http://schemas.microsoft.com/office/word/2015/wordml/symex" xmlns:wpg="http://schemas.microsoft.com/office/word/2010/wordprocessingGroup" xmlns:wpi="http://schemas.microsoft.com/office/word/2010/wordprocessingInk" xmlns:wne="http://schemas.microsoft.com/office/word/2006/wordml" xmlns:wps="http://schemas.microsoft.com/office/word/2010/wordprocessingShape" mc:Ignorable="w14 w15 w16se w16cid w16 w16cex w16sdtdh w16sdtfl w16du wp14">
   <w:footnote w:type="separator" w:id="-1">
     <w:p>
       <w:pPr>
@@ -721,7 +725,7 @@
 </file>
 
 <file path=word/header1.xml><?xml version="1.0" encoding="utf-8"?>
-<w:hdr xmlns:wpc="http://schemas.microsoft.com/office/word/2010/wordprocessingCanvas" xmlns:cx="http://schemas.microsoft.com/office/drawing/2014/chartex" xmlns:cx1="http://schemas.microsoft.com/office/drawing/2015/9/8/chartex" xmlns:cx2="http://schemas.microsoft.com/office/drawing/2015/10/21/chartex" xmlns:cx3="http://schemas.microsoft.com/office/drawing/2016/5/9/chartex" xmlns:cx4="http://schemas.microsoft.com/office/drawing/2016/5/10/chartex" xmlns:cx5="http://schemas.microsoft.com/office/drawing/2016/5/11/chartex" xmlns:cx6="http://schemas.microsoft.com/office/drawing/2016/5/12/chartex" xmlns:cx7="http://schemas.microsoft.com/office/drawing/2016/5/13/chartex" xmlns:cx8="http://schemas.microsoft.com/office/drawing/2016/5/14/chartex" xmlns:mc="http://schemas.openxmlformats.org/markup-compatibility/2006" xmlns:aink="http://schemas.microsoft.com/office/drawing/2016/ink" xmlns:am3d="http://schemas.microsoft.com/office/drawing/2017/model3d" xmlns:o="urn:schemas-microsoft-com:office:office" xmlns:oel="http://schemas.microsoft.com/office/2019/extlst" xmlns:r="http://schemas.openxmlformats.org/officeDocument/2006/relationships" xmlns:m="http://schemas.openxmlformats.org/officeDocument/2006/math" xmlns:v="urn:schemas-microsoft-com:vml" xmlns:wp14="http://schemas.microsoft.com/office/word/2010/wordprocessingDrawing" xmlns:wp="http://schemas.openxmlformats.org/drawingml/2006/wordprocessingDrawing" xmlns:w10="urn:schemas-microsoft-com:office:word" xmlns:w="http://schemas.openxmlformats.org/wordprocessingml/2006/main" xmlns:w14="http://schemas.microsoft.com/office/word/2010/wordml" xmlns:w15="http://schemas.microsoft.com/office/word/2012/wordml" xmlns:w16cex="http://schemas.microsoft.com/office/word/2018/wordml/cex" xmlns:w16cid="http://schemas.microsoft.com/office/word/2016/wordml/cid" xmlns:w16="http://schemas.microsoft.com/office/word/2018/wordml" xmlns:w16sdtdh="http://schemas.microsoft.com/office/word/2020/wordml/sdtdatahash" xmlns:w16se="http://schemas.microsoft.com/office/word/2015/wordml/symex" xmlns:wpg="http://schemas.microsoft.com/office/word/2010/wordprocessingGroup" xmlns:wpi="http://schemas.microsoft.com/office/word/2010/wordprocessingInk" xmlns:wne="http://schemas.microsoft.com/office/word/2006/wordml" xmlns:wps="http://schemas.microsoft.com/office/word/2010/wordprocessingShape" mc:Ignorable="w14 w15 w16se w16cid w16 w16cex w16sdtdh wp14">
+<w:hdr xmlns:wpc="http://schemas.microsoft.com/office/word/2010/wordprocessingCanvas" xmlns:cx="http://schemas.microsoft.com/office/drawing/2014/chartex" xmlns:cx1="http://schemas.microsoft.com/office/drawing/2015/9/8/chartex" xmlns:cx2="http://schemas.microsoft.com/office/drawing/2015/10/21/chartex" xmlns:cx3="http://schemas.microsoft.com/office/drawing/2016/5/9/chartex" xmlns:cx4="http://schemas.microsoft.com/office/drawing/2016/5/10/chartex" xmlns:cx5="http://schemas.microsoft.com/office/drawing/2016/5/11/chartex" xmlns:cx6="http://schemas.microsoft.com/office/drawing/2016/5/12/chartex" xmlns:cx7="http://schemas.microsoft.com/office/drawing/2016/5/13/chartex" xmlns:cx8="http://schemas.microsoft.com/office/drawing/2016/5/14/chartex" xmlns:mc="http://schemas.openxmlformats.org/markup-compatibility/2006" xmlns:aink="http://schemas.microsoft.com/office/drawing/2016/ink" xmlns:am3d="http://schemas.microsoft.com/office/drawing/2017/model3d" xmlns:o="urn:schemas-microsoft-com:office:office" xmlns:oel="http://schemas.microsoft.com/office/2019/extlst" xmlns:r="http://schemas.openxmlformats.org/officeDocument/2006/relationships" xmlns:m="http://schemas.openxmlformats.org/officeDocument/2006/math" xmlns:v="urn:schemas-microsoft-com:vml" xmlns:wp14="http://schemas.microsoft.com/office/word/2010/wordprocessingDrawing" xmlns:wp="http://schemas.openxmlformats.org/drawingml/2006/wordprocessingDrawing" xmlns:w10="urn:schemas-microsoft-com:office:word" xmlns:w="http://schemas.openxmlformats.org/wordprocessingml/2006/main" xmlns:w14="http://schemas.microsoft.com/office/word/2010/wordml" xmlns:w15="http://schemas.microsoft.com/office/word/2012/wordml" xmlns:w16cex="http://schemas.microsoft.com/office/word/2018/wordml/cex" xmlns:w16cid="http://schemas.microsoft.com/office/word/2016/wordml/cid" xmlns:w16="http://schemas.microsoft.com/office/word/2018/wordml" xmlns:w16du="http://schemas.microsoft.com/office/word/2023/wordml/word16du" xmlns:w16sdtdh="http://schemas.microsoft.com/office/word/2020/wordml/sdtdatahash" xmlns:w16sdtfl="http://schemas.microsoft.com/office/word/2024/wordml/sdtformatlock" xmlns:w16se="http://schemas.microsoft.com/office/word/2015/wordml/symex" xmlns:wpg="http://schemas.microsoft.com/office/word/2010/wordprocessingGroup" xmlns:wpi="http://schemas.microsoft.com/office/word/2010/wordprocessingInk" xmlns:wne="http://schemas.microsoft.com/office/word/2006/wordml" xmlns:wps="http://schemas.microsoft.com/office/word/2010/wordprocessingShape" mc:Ignorable="w14 w15 w16se w16cid w16 w16cex w16sdtdh w16sdtfl w16du wp14">
   <w:p>
     <w:pPr>
       <w:pStyle w:val="Header"/>
@@ -731,7 +735,7 @@
 </file>
 
 <file path=word/header2.xml><?xml version="1.0" encoding="utf-8"?>
-<w:hdr xmlns:wpc="http://schemas.microsoft.com/office/word/2010/wordprocessingCanvas" xmlns:cx="http://schemas.microsoft.com/office/drawing/2014/chartex" xmlns:cx1="http://schemas.microsoft.com/office/drawing/2015/9/8/chartex" xmlns:cx2="http://schemas.microsoft.com/office/drawing/2015/10/21/chartex" xmlns:cx3="http://schemas.microsoft.com/office/drawing/2016/5/9/chartex" xmlns:cx4="http://schemas.microsoft.com/office/drawing/2016/5/10/chartex" xmlns:cx5="http://schemas.microsoft.com/office/drawing/2016/5/11/chartex" xmlns:cx6="http://schemas.microsoft.com/office/drawing/2016/5/12/chartex" xmlns:cx7="http://schemas.microsoft.com/office/drawing/2016/5/13/chartex" xmlns:cx8="http://schemas.microsoft.com/office/drawing/2016/5/14/chartex" xmlns:mc="http://schemas.openxmlformats.org/markup-compatibility/2006" xmlns:aink="http://schemas.microsoft.com/office/drawing/2016/ink" xmlns:am3d="http://schemas.microsoft.com/office/drawing/2017/model3d" xmlns:o="urn:schemas-microsoft-com:office:office" xmlns:oel="http://schemas.microsoft.com/office/2019/extlst" xmlns:r="http://schemas.openxmlformats.org/officeDocument/2006/relationships" xmlns:m="http://schemas.openxmlformats.org/officeDocument/2006/math" xmlns:v="urn:schemas-microsoft-com:vml" xmlns:wp14="http://schemas.microsoft.com/office/word/2010/wordprocessingDrawing" xmlns:wp="http://schemas.openxmlformats.org/drawingml/2006/wordprocessingDrawing" xmlns:w10="urn:schemas-microsoft-com:office:word" xmlns:w="http://schemas.openxmlformats.org/wordprocessingml/2006/main" xmlns:w14="http://schemas.microsoft.com/office/word/2010/wordml" xmlns:w15="http://schemas.microsoft.com/office/word/2012/wordml" xmlns:w16cex="http://schemas.microsoft.com/office/word/2018/wordml/cex" xmlns:w16cid="http://schemas.microsoft.com/office/word/2016/wordml/cid" xmlns:w16="http://schemas.microsoft.com/office/word/2018/wordml" xmlns:w16sdtdh="http://schemas.microsoft.com/office/word/2020/wordml/sdtdatahash" xmlns:w16se="http://schemas.microsoft.com/office/word/2015/wordml/symex" xmlns:wpg="http://schemas.microsoft.com/office/word/2010/wordprocessingGroup" xmlns:wpi="http://schemas.microsoft.com/office/word/2010/wordprocessingInk" xmlns:wne="http://schemas.microsoft.com/office/word/2006/wordml" xmlns:wps="http://schemas.microsoft.com/office/word/2010/wordprocessingShape" mc:Ignorable="w14 w15 w16se w16cid w16 w16cex w16sdtdh wp14">
+<w:hdr xmlns:wpc="http://schemas.microsoft.com/office/word/2010/wordprocessingCanvas" xmlns:cx="http://schemas.microsoft.com/office/drawing/2014/chartex" xmlns:cx1="http://schemas.microsoft.com/office/drawing/2015/9/8/chartex" xmlns:cx2="http://schemas.microsoft.com/office/drawing/2015/10/21/chartex" xmlns:cx3="http://schemas.microsoft.com/office/drawing/2016/5/9/chartex" xmlns:cx4="http://schemas.microsoft.com/office/drawing/2016/5/10/chartex" xmlns:cx5="http://schemas.microsoft.com/office/drawing/2016/5/11/chartex" xmlns:cx6="http://schemas.microsoft.com/office/drawing/2016/5/12/chartex" xmlns:cx7="http://schemas.microsoft.com/office/drawing/2016/5/13/chartex" xmlns:cx8="http://schemas.microsoft.com/office/drawing/2016/5/14/chartex" xmlns:mc="http://schemas.openxmlformats.org/markup-compatibility/2006" xmlns:aink="http://schemas.microsoft.com/office/drawing/2016/ink" xmlns:am3d="http://schemas.microsoft.com/office/drawing/2017/model3d" xmlns:o="urn:schemas-microsoft-com:office:office" xmlns:oel="http://schemas.microsoft.com/office/2019/extlst" xmlns:r="http://schemas.openxmlformats.org/officeDocument/2006/relationships" xmlns:m="http://schemas.openxmlformats.org/officeDocument/2006/math" xmlns:v="urn:schemas-microsoft-com:vml" xmlns:wp14="http://schemas.microsoft.com/office/word/2010/wordprocessingDrawing" xmlns:wp="http://schemas.openxmlformats.org/drawingml/2006/wordprocessingDrawing" xmlns:w10="urn:schemas-microsoft-com:office:word" xmlns:w="http://schemas.openxmlformats.org/wordprocessingml/2006/main" xmlns:w14="http://schemas.microsoft.com/office/word/2010/wordml" xmlns:w15="http://schemas.microsoft.com/office/word/2012/wordml" xmlns:w16cex="http://schemas.microsoft.com/office/word/2018/wordml/cex" xmlns:w16cid="http://schemas.microsoft.com/office/word/2016/wordml/cid" xmlns:w16="http://schemas.microsoft.com/office/word/2018/wordml" xmlns:w16du="http://schemas.microsoft.com/office/word/2023/wordml/word16du" xmlns:w16sdtdh="http://schemas.microsoft.com/office/word/2020/wordml/sdtdatahash" xmlns:w16sdtfl="http://schemas.microsoft.com/office/word/2024/wordml/sdtformatlock" xmlns:w16se="http://schemas.microsoft.com/office/word/2015/wordml/symex" xmlns:wpg="http://schemas.microsoft.com/office/word/2010/wordprocessingGroup" xmlns:wpi="http://schemas.microsoft.com/office/word/2010/wordprocessingInk" xmlns:wne="http://schemas.microsoft.com/office/word/2006/wordml" xmlns:wps="http://schemas.microsoft.com/office/word/2010/wordprocessingShape" mc:Ignorable="w14 w15 w16se w16cid w16 w16cex w16sdtdh w16sdtfl w16du wp14">
   <w:p>
     <w:pPr>
       <w:pStyle w:val="Header"/>
@@ -742,7 +746,7 @@
 </file>
 
 <file path=word/header3.xml><?xml version="1.0" encoding="utf-8"?>
-<w:hdr xmlns:wpc="http://schemas.microsoft.com/office/word/2010/wordprocessingCanvas" xmlns:cx="http://schemas.microsoft.com/office/drawing/2014/chartex" xmlns:cx1="http://schemas.microsoft.com/office/drawing/2015/9/8/chartex" xmlns:cx2="http://schemas.microsoft.com/office/drawing/2015/10/21/chartex" xmlns:cx3="http://schemas.microsoft.com/office/drawing/2016/5/9/chartex" xmlns:cx4="http://schemas.microsoft.com/office/drawing/2016/5/10/chartex" xmlns:cx5="http://schemas.microsoft.com/office/drawing/2016/5/11/chartex" xmlns:cx6="http://schemas.microsoft.com/office/drawing/2016/5/12/chartex" xmlns:cx7="http://schemas.microsoft.com/office/drawing/2016/5/13/chartex" xmlns:cx8="http://schemas.microsoft.com/office/drawing/2016/5/14/chartex" xmlns:mc="http://schemas.openxmlformats.org/markup-compatibility/2006" xmlns:aink="http://schemas.microsoft.com/office/drawing/2016/ink" xmlns:am3d="http://schemas.microsoft.com/office/drawing/2017/model3d" xmlns:o="urn:schemas-microsoft-com:office:office" xmlns:oel="http://schemas.microsoft.com/office/2019/extlst" xmlns:r="http://schemas.openxmlformats.org/officeDocument/2006/relationships" xmlns:m="http://schemas.openxmlformats.org/officeDocument/2006/math" xmlns:v="urn:schemas-microsoft-com:vml" xmlns:wp14="http://schemas.microsoft.com/office/word/2010/wordprocessingDrawing" xmlns:wp="http://schemas.openxmlformats.org/drawingml/2006/wordprocessingDrawing" xmlns:w10="urn:schemas-microsoft-com:office:word" xmlns:w="http://schemas.openxmlformats.org/wordprocessingml/2006/main" xmlns:w14="http://schemas.microsoft.com/office/word/2010/wordml" xmlns:w15="http://schemas.microsoft.com/office/word/2012/wordml" xmlns:w16cex="http://schemas.microsoft.com/office/word/2018/wordml/cex" xmlns:w16cid="http://schemas.microsoft.com/office/word/2016/wordml/cid" xmlns:w16="http://schemas.microsoft.com/office/word/2018/wordml" xmlns:w16sdtdh="http://schemas.microsoft.com/office/word/2020/wordml/sdtdatahash" xmlns:w16se="http://schemas.microsoft.com/office/word/2015/wordml/symex" xmlns:wpg="http://schemas.microsoft.com/office/word/2010/wordprocessingGroup" xmlns:wpi="http://schemas.microsoft.com/office/word/2010/wordprocessingInk" xmlns:wne="http://schemas.microsoft.com/office/word/2006/wordml" xmlns:wps="http://schemas.microsoft.com/office/word/2010/wordprocessingShape" mc:Ignorable="w14 w15 w16se w16cid w16 w16cex w16sdtdh wp14">
+<w:hdr xmlns:wpc="http://schemas.microsoft.com/office/word/2010/wordprocessingCanvas" xmlns:cx="http://schemas.microsoft.com/office/drawing/2014/chartex" xmlns:cx1="http://schemas.microsoft.com/office/drawing/2015/9/8/chartex" xmlns:cx2="http://schemas.microsoft.com/office/drawing/2015/10/21/chartex" xmlns:cx3="http://schemas.microsoft.com/office/drawing/2016/5/9/chartex" xmlns:cx4="http://schemas.microsoft.com/office/drawing/2016/5/10/chartex" xmlns:cx5="http://schemas.microsoft.com/office/drawing/2016/5/11/chartex" xmlns:cx6="http://schemas.microsoft.com/office/drawing/2016/5/12/chartex" xmlns:cx7="http://schemas.microsoft.com/office/drawing/2016/5/13/chartex" xmlns:cx8="http://schemas.microsoft.com/office/drawing/2016/5/14/chartex" xmlns:mc="http://schemas.openxmlformats.org/markup-compatibility/2006" xmlns:aink="http://schemas.microsoft.com/office/drawing/2016/ink" xmlns:am3d="http://schemas.microsoft.com/office/drawing/2017/model3d" xmlns:o="urn:schemas-microsoft-com:office:office" xmlns:oel="http://schemas.microsoft.com/office/2019/extlst" xmlns:r="http://schemas.openxmlformats.org/officeDocument/2006/relationships" xmlns:m="http://schemas.openxmlformats.org/officeDocument/2006/math" xmlns:v="urn:schemas-microsoft-com:vml" xmlns:wp14="http://schemas.microsoft.com/office/word/2010/wordprocessingDrawing" xmlns:wp="http://schemas.openxmlformats.org/drawingml/2006/wordprocessingDrawing" xmlns:w10="urn:schemas-microsoft-com:office:word" xmlns:w="http://schemas.openxmlformats.org/wordprocessingml/2006/main" xmlns:w14="http://schemas.microsoft.com/office/word/2010/wordml" xmlns:w15="http://schemas.microsoft.com/office/word/2012/wordml" xmlns:w16cex="http://schemas.microsoft.com/office/word/2018/wordml/cex" xmlns:w16cid="http://schemas.microsoft.com/office/word/2016/wordml/cid" xmlns:w16="http://schemas.microsoft.com/office/word/2018/wordml" xmlns:w16du="http://schemas.microsoft.com/office/word/2023/wordml/word16du" xmlns:w16sdtdh="http://schemas.microsoft.com/office/word/2020/wordml/sdtdatahash" xmlns:w16sdtfl="http://schemas.microsoft.com/office/word/2024/wordml/sdtformatlock" xmlns:w16se="http://schemas.microsoft.com/office/word/2015/wordml/symex" xmlns:wpg="http://schemas.microsoft.com/office/word/2010/wordprocessingGroup" xmlns:wpi="http://schemas.microsoft.com/office/word/2010/wordprocessingInk" xmlns:wne="http://schemas.microsoft.com/office/word/2006/wordml" xmlns:wps="http://schemas.microsoft.com/office/word/2010/wordprocessingShape" mc:Ignorable="w14 w15 w16se w16cid w16 w16cex w16sdtdh w16sdtfl w16du wp14">
   <w:p>
     <w:pPr>
       <w:pStyle w:val="Header"/>
@@ -751,7 +755,7 @@
     <w:r>
       <w:tab/>
       <w:tab/>
-      <w:t>2026-06-17</w:t>
+      <w:t>2026-06-18</w:t>
       <w:br/>
       <w:br/>
     </w:r>
@@ -768,7 +772,7 @@
 </file>
 
 <file path=word/numbering.xml><?xml version="1.0" encoding="utf-8"?>
-<w:numbering xmlns:wpc="http://schemas.microsoft.com/office/word/2010/wordprocessingCanvas" xmlns:cx="http://schemas.microsoft.com/office/drawing/2014/chartex" xmlns:cx1="http://schemas.microsoft.com/office/drawing/2015/9/8/chartex" xmlns:cx2="http://schemas.microsoft.com/office/drawing/2015/10/21/chartex" xmlns:cx3="http://schemas.microsoft.com/office/drawing/2016/5/9/chartex" xmlns:cx4="http://schemas.microsoft.com/office/drawing/2016/5/10/chartex" xmlns:cx5="http://schemas.microsoft.com/office/drawing/2016/5/11/chartex" xmlns:cx6="http://schemas.microsoft.com/office/drawing/2016/5/12/chartex" xmlns:cx7="http://schemas.microsoft.com/office/drawing/2016/5/13/chartex" xmlns:cx8="http://schemas.microsoft.com/office/drawing/2016/5/14/chartex" xmlns:mc="http://schemas.openxmlformats.org/markup-compatibility/2006" xmlns:aink="http://schemas.microsoft.com/office/drawing/2016/ink" xmlns:am3d="http://schemas.microsoft.com/office/drawing/2017/model3d" xmlns:o="urn:schemas-microsoft-com:office:office" xmlns:oel="http://schemas.microsoft.com/office/2019/extlst" xmlns:r="http://schemas.openxmlformats.org/officeDocument/2006/relationships" xmlns:m="http://schemas.openxmlformats.org/officeDocument/2006/math" xmlns:v="urn:schemas-microsoft-com:vml" xmlns:wp14="http://schemas.microsoft.com/office/word/2010/wordprocessingDrawing" xmlns:wp="http://schemas.openxmlformats.org/drawingml/2006/wordprocessingDrawing" xmlns:w10="urn:schemas-microsoft-com:office:word" xmlns:w="http://schemas.openxmlformats.org/wordprocessingml/2006/main" xmlns:w14="http://schemas.microsoft.com/office/word/2010/wordml" xmlns:w15="http://schemas.microsoft.com/office/word/2012/wordml" xmlns:w16cex="http://schemas.microsoft.com/office/word/2018/wordml/cex" xmlns:w16cid="http://schemas.microsoft.com/office/word/2016/wordml/cid" xmlns:w16="http://schemas.microsoft.com/office/word/2018/wordml" xmlns:w16sdtdh="http://schemas.microsoft.com/office/word/2020/wordml/sdtdatahash" xmlns:w16se="http://schemas.microsoft.com/office/word/2015/wordml/symex" xmlns:wpg="http://schemas.microsoft.com/office/word/2010/wordprocessingGroup" xmlns:wpi="http://schemas.microsoft.com/office/word/2010/wordprocessingInk" xmlns:wne="http://schemas.microsoft.com/office/word/2006/wordml" xmlns:wps="http://schemas.microsoft.com/office/word/2010/wordprocessingShape" mc:Ignorable="w14 w15 w16se w16cid w16 w16cex w16sdtdh wp14">
+<w:numbering xmlns:wpc="http://schemas.microsoft.com/office/word/2010/wordprocessingCanvas" xmlns:cx="http://schemas.microsoft.com/office/drawing/2014/chartex" xmlns:cx1="http://schemas.microsoft.com/office/drawing/2015/9/8/chartex" xmlns:cx2="http://schemas.microsoft.com/office/drawing/2015/10/21/chartex" xmlns:cx3="http://schemas.microsoft.com/office/drawing/2016/5/9/chartex" xmlns:cx4="http://schemas.microsoft.com/office/drawing/2016/5/10/chartex" xmlns:cx5="http://schemas.microsoft.com/office/drawing/2016/5/11/chartex" xmlns:cx6="http://schemas.microsoft.com/office/drawing/2016/5/12/chartex" xmlns:cx7="http://schemas.microsoft.com/office/drawing/2016/5/13/chartex" xmlns:cx8="http://schemas.microsoft.com/office/drawing/2016/5/14/chartex" xmlns:mc="http://schemas.openxmlformats.org/markup-compatibility/2006" xmlns:aink="http://schemas.microsoft.com/office/drawing/2016/ink" xmlns:am3d="http://schemas.microsoft.com/office/drawing/2017/model3d" xmlns:o="urn:schemas-microsoft-com:office:office" xmlns:oel="http://schemas.microsoft.com/office/2019/extlst" xmlns:r="http://schemas.openxmlformats.org/officeDocument/2006/relationships" xmlns:m="http://schemas.openxmlformats.org/officeDocument/2006/math" xmlns:v="urn:schemas-microsoft-com:vml" xmlns:wp14="http://schemas.microsoft.com/office/word/2010/wordprocessingDrawing" xmlns:wp="http://schemas.openxmlformats.org/drawingml/2006/wordprocessingDrawing" xmlns:w10="urn:schemas-microsoft-com:office:word" xmlns:w="http://schemas.openxmlformats.org/wordprocessingml/2006/main" xmlns:w14="http://schemas.microsoft.com/office/word/2010/wordml" xmlns:w15="http://schemas.microsoft.com/office/word/2012/wordml" xmlns:w16cex="http://schemas.microsoft.com/office/word/2018/wordml/cex" xmlns:w16cid="http://schemas.microsoft.com/office/word/2016/wordml/cid" xmlns:w16="http://schemas.microsoft.com/office/word/2018/wordml" xmlns:w16du="http://schemas.microsoft.com/office/word/2023/wordml/word16du" xmlns:w16sdtdh="http://schemas.microsoft.com/office/word/2020/wordml/sdtdatahash" xmlns:w16sdtfl="http://schemas.microsoft.com/office/word/2024/wordml/sdtformatlock" xmlns:w16se="http://schemas.microsoft.com/office/word/2015/wordml/symex" xmlns:wpg="http://schemas.microsoft.com/office/word/2010/wordprocessingGroup" xmlns:wpi="http://schemas.microsoft.com/office/word/2010/wordprocessingInk" xmlns:wne="http://schemas.microsoft.com/office/word/2006/wordml" xmlns:wps="http://schemas.microsoft.com/office/word/2010/wordprocessingShape" mc:Ignorable="w14 w15 w16se w16cid w16 w16cex w16sdtdh w16sdtfl w16du wp14">
   <w:abstractNum w:abstractNumId="0" w15:restartNumberingAfterBreak="0">
     <w:nsid w:val="FFFFFF7C"/>
     <w:multiLevelType w:val="singleLevel"/>
@@ -971,7 +975,7 @@
 </file>
 
 <file path=word/styles.xml><?xml version="1.0" encoding="utf-8"?>
-<w:styles xmlns:mc="http://schemas.openxmlformats.org/markup-compatibility/2006" xmlns:r="http://schemas.openxmlformats.org/officeDocument/2006/relationships" xmlns:w="http://schemas.openxmlformats.org/wordprocessingml/2006/main" xmlns:w14="http://schemas.microsoft.com/office/word/2010/wordml" xmlns:w15="http://schemas.microsoft.com/office/word/2012/wordml" xmlns:w16cex="http://schemas.microsoft.com/office/word/2018/wordml/cex" xmlns:w16cid="http://schemas.microsoft.com/office/word/2016/wordml/cid" xmlns:w16="http://schemas.microsoft.com/office/word/2018/wordml" xmlns:w16sdtdh="http://schemas.microsoft.com/office/word/2020/wordml/sdtdatahash" xmlns:w16se="http://schemas.microsoft.com/office/word/2015/wordml/symex" mc:Ignorable="w14 w15 w16se w16cid w16 w16cex w16sdtdh">
+<w:styles xmlns:mc="http://schemas.openxmlformats.org/markup-compatibility/2006" xmlns:r="http://schemas.openxmlformats.org/officeDocument/2006/relationships" xmlns:w="http://schemas.openxmlformats.org/wordprocessingml/2006/main" xmlns:w14="http://schemas.microsoft.com/office/word/2010/wordml" xmlns:w15="http://schemas.microsoft.com/office/word/2012/wordml" xmlns:w16cex="http://schemas.microsoft.com/office/word/2018/wordml/cex" xmlns:w16cid="http://schemas.microsoft.com/office/word/2016/wordml/cid" xmlns:w16="http://schemas.microsoft.com/office/word/2018/wordml" xmlns:w16du="http://schemas.microsoft.com/office/word/2023/wordml/word16du" xmlns:w16sdtdh="http://schemas.microsoft.com/office/word/2020/wordml/sdtdatahash" xmlns:w16sdtfl="http://schemas.microsoft.com/office/word/2024/wordml/sdtformatlock" xmlns:w16se="http://schemas.microsoft.com/office/word/2015/wordml/symex" mc:Ignorable="w14 w15 w16se w16cid w16 w16cex w16sdtdh w16sdtfl w16du">
   <w:docDefaults>
     <w:rPrDefault>
       <w:rPr>
@@ -1729,7 +1733,7 @@
     <w:link w:val="TitleChar"/>
     <w:uiPriority w:val="10"/>
     <w:qFormat/>
-    <w:rsid w:val="007106C8"/>
+    <w:rsid w:val="00E854FA"/>
     <w:pPr>
       <w:spacing w:after="300" w:line="240" w:lineRule="auto"/>
       <w:contextualSpacing/>
@@ -1739,7 +1743,7 @@
       <w:rFonts w:eastAsiaTheme="majorEastAsia" w:cstheme="majorBidi"/>
       <w:spacing w:val="5"/>
       <w:kern w:val="28"/>
-      <w:sz w:val="52"/>
+      <w:sz w:val="40"/>
       <w:szCs w:val="52"/>
       <w:lang w:val="sv-SE" w:eastAsia="en-US" w:bidi="ar-SA"/>
     </w:rPr>
@@ -1749,12 +1753,12 @@
     <w:basedOn w:val="DefaultParagraphFont"/>
     <w:link w:val="Title"/>
     <w:uiPriority w:val="10"/>
-    <w:rsid w:val="007106C8"/>
+    <w:rsid w:val="00E854FA"/>
     <w:rPr>
       <w:rFonts w:ascii="Times New Roman" w:eastAsiaTheme="majorEastAsia" w:hAnsi="Times New Roman" w:cstheme="majorBidi"/>
       <w:spacing w:val="5"/>
       <w:kern w:val="28"/>
-      <w:sz w:val="52"/>
+      <w:sz w:val="40"/>
       <w:szCs w:val="52"/>
       <w:lang w:val="sv-SE" w:eastAsia="en-US" w:bidi="ar-SA"/>
     </w:rPr>

--- a/klagomål/A 13217-2026 FSC-klagomål.docx
+++ b/klagomål/A 13217-2026 FSC-klagomål.docx
@@ -755,7 +755,7 @@
     <w:r>
       <w:tab/>
       <w:tab/>
-      <w:t>2026-06-18</w:t>
+      <w:t>2026-06-19</w:t>
       <w:br/>
       <w:br/>
     </w:r>

--- a/klagomål/A 13217-2026 FSC-klagomål.docx
+++ b/klagomål/A 13217-2026 FSC-klagomål.docx
@@ -755,7 +755,7 @@
     <w:r>
       <w:tab/>
       <w:tab/>
-      <w:t>2026-06-19</w:t>
+      <w:t>2026-06-20</w:t>
       <w:br/>
       <w:br/>
     </w:r>

--- a/klagomål/A 13217-2026 FSC-klagomål.docx
+++ b/klagomål/A 13217-2026 FSC-klagomål.docx
@@ -168,38 +168,7 @@
     </w:p>
     <w:p>
       <w:r>
-        <w:t>Detta dokument behandlar höga naturvärden i avverkningsanmälan A 13217-2026 i Bengtsfors kommun som inkom 2026-03-12 och omfattar 3,4 ha.</w:t>
-      </w:r>
-    </w:p>
-    <w:p>
-      <w:r>
-        <w:t>Nedan presenteras fynd av naturvårdsarter som gjorts i det avverkningsanmälda området, samt relevanta utdrag ur standarderna för FSC, Chain of Custody, Controlled Wood och PEFC.</w:t>
-      </w:r>
-    </w:p>
-    <w:p>
-      <w:r>
-        <w:t>Vi förväntar oss att ni återkommer med ett skriftligt svar på vårt klagomål och även beskriver vilka korrigerande åtgärder ni satt in för att rätta till identifierade brister i er efterlevnad av den svenska FSC standarden.</w:t>
-      </w:r>
-    </w:p>
-    <w:p>
-      <w:pPr>
-        <w:pStyle w:val="Heading1"/>
-      </w:pPr>
-      <w:r>
-        <w:t>Naturvårdsarter</w:t>
-      </w:r>
-    </w:p>
-    <w:p>
-      <w:r>
-        <w:t>I avverkningsanmälan har följande 5 naturvårdsarter hittats: garnlav (VU, T), doftskinn (NT, T), skogstrappmossa (NT), vedtrappmossa (NT, T) och vedticka (S, T). Av dessa är 4 rödlistade. För rödlistade arter har rödlistekategorin angivits inom parentes. Arter som är signalarter enligt Skogsstyrelsen har markerats med (S). Typiska arter inom Natura 2000 som är kopplade till skogsekosystem har markerats med (T).</w:t>
-      </w:r>
-    </w:p>
-    <w:p>
-      <w:r>
-        <w:t>De påträffade naturvårdsarterna är ett tydligt kvitto på att det rör sig om en skog med höga naturvärden.</w:t>
-      </w:r>
-      <w:r>
-        <w:t xml:space="preserve"> I Figur 1 visas fyndplatser för naturvårdsarter i området, som finns registrerade på Artportalen.</w:t>
+        <w:t>Detta klagomål behandlar höga naturvärden i avverkningsanmälan A 13217-2026 i Bengtsfors kommun som inkom 2026-03-12 och omfattar 3,4 ha.</w:t>
       </w:r>
     </w:p>
     <w:p>
@@ -247,27 +216,35 @@
         <w:spacing w:after="240"/>
       </w:pPr>
       <w:r>
-        <w:t>Figur 1. Fyndplatser för naturvårdsarter i avverkningsanmälan (röd linje). Markörer utan svart kant är placerade på fyndplatsen. Markörer med svart kant är placerade vid sidan av fyndplatsen och har ett svart streck som visar fyndplatsens exakta position. Kartans mittpunktskoordinat är N 6555961, E 352443 i SWEREF 99 TM.</w:t>
+        <w:t>Figur 1. Fyndplatser för naturvårdsarter i avverkningsanmälan. Markörer utan svart kant är placerade på fyndplatsen. Markörer med svart kant är placerade vid sidan av fyndplatsen har ett svart streck som visar fyndplatsens exakta position. Kartans mittpunktskoordinat är N 6555961, E 352443 i SWEREF 99 TM.</w:t>
       </w:r>
     </w:p>
     <w:p>
       <w:r>
-        <w:rPr>
-          <w:b/>
-        </w:rPr>
-        <w:t>Doftskinn (NT)</w:t>
+        <w:t>I avverkningsanmälan finns fynd av 5 naturvårdsarter, varav 4 är rödlistade, 4 är typiska (T) och 1 är signalart (S): garnlav (VU, T), doftskinn (NT, T), skogstrappmossa (NT), vedtrappmossa (NT, T) och vedticka (S, T). Se Figur 1.</w:t>
       </w:r>
+    </w:p>
+    <w:p>
       <w:r>
-        <w:t xml:space="preserve">, rödlistad som nära hotad, är en mycket bra signalart för boreal granskog och indikerar ett gran-skogsekosystem med lång kontinuitet av grova lågor. Arten är placerad i toppen av Skogsstyrelsens värdepyramid för bedömning av skog med höga naturvärden och har klassats som en “urskogsindikator”, då den förekommer med ett tydligt optimum i helt eller nästan helt orörda skogar. Doftskinn är typisk art för </w:t>
+        <w:t>Nedan presenteras relevanta utdrag ur standarderna för FSC, Chain of Custody, Controlled Wood och PEFC.</w:t>
       </w:r>
+    </w:p>
+    <w:p>
       <w:r>
-        <w:rPr>
-          <w:i/>
-        </w:rPr>
-        <w:t xml:space="preserve">9010 Taiga </w:t>
+        <w:t>Vi förväntar oss att ni återkommer med ett skriftligt svar på vårt klagomål och även beskriver vilka korrigerande åtgärder ni satt in för att rätta till identifierade brister i er efterlevnad av den svenska FSC standarden.</w:t>
       </w:r>
+    </w:p>
+    <w:p>
+      <w:pPr>
+        <w:pStyle w:val="Heading1"/>
+      </w:pPr>
       <w:r>
-        <w:t>(SLU Artdatabanken, 2025; Nitare &amp; Skogsstyrelsen, 2019).</w:t>
+        <w:t>Naturvårdsarter och fridlysta arter</w:t>
+      </w:r>
+    </w:p>
+    <w:p>
+      <w:r>
+        <w:t>Nedan följer beskrivningar av de naturvårdsarter och fridlysta arter som har sina livsmiljöer och växtplatser i den avverkningsanmälda skogen. De påträffade naturvårdsarterna är ett tydligt kvitto på att det rör sig om en skog med höga naturvärden.</w:t>
       </w:r>
     </w:p>
     <w:p>
@@ -304,10 +281,50 @@
         <w:rPr>
           <w:b/>
         </w:rPr>
+        <w:t>Doftskinn (NT)</w:t>
+      </w:r>
+      <w:r>
+        <w:t xml:space="preserve">, rödlistad som nära hotad, är en mycket bra signalart för boreal granskog och indikerar ett gran-skogsekosystem med lång kontinuitet av grova lågor. Arten är placerad i toppen av Skogsstyrelsens värdepyramid för bedömning av skog med höga naturvärden och har klassats som en “urskogsindikator”, då den förekommer med ett tydligt optimum i helt eller nästan helt orörda skogar. Doftskinn är typisk art för </w:t>
+      </w:r>
+      <w:r>
+        <w:rPr>
+          <w:i/>
+        </w:rPr>
+        <w:t xml:space="preserve">9010 Taiga </w:t>
+      </w:r>
+      <w:r>
+        <w:t>(SLU Artdatabanken, 2025; Nitare &amp; Skogsstyrelsen, 2019).</w:t>
+      </w:r>
+    </w:p>
+    <w:p>
+      <w:r>
+        <w:rPr>
+          <w:b/>
+        </w:rPr>
         <w:t xml:space="preserve">Skogstrappmossa (NT) </w:t>
       </w:r>
       <w:r>
         <w:t>är knuten till barrnaturskog med höga naturvärden där den växer på murkna stammar, oftast grova granlågor. Då och då hittas den även på beskuggade urbergsklippor och på fuktig ved i sumpskog. Minskad förekomst av grov död ved av främst barrträd innebär ett hot. Då arten även kräver hög luftfuktighet och skugga utgör alla skogsskötselåtgärder på eller i omedelbar närhet av lokalerna ett hot. På kända lokaler bör ingen avverkning ske (SLU Artdatabanken, 2024).</w:t>
+      </w:r>
+    </w:p>
+    <w:p>
+      <w:r>
+        <w:rPr>
+          <w:b/>
+        </w:rPr>
+        <w:t xml:space="preserve">Vedtrappmossa (NT) </w:t>
+      </w:r>
+      <w:r>
+        <w:t xml:space="preserve">växer på död ved, främst i gammal granskog. Den förekommer knappast alls i fjällnära barrskogar utan finns i skogslandskapet nedom fjällen och framför allt i landets södra delar är den en mycket bra signalart för barrnaturskog med höga naturvärden. Skogsavverkning och brist på grov död ved i skogen är de allvarligaste hoten och den överlever inte kalhyggesbruk. Lokaler med sluten granskog, tillräckligt stora för att säkerställa ett kontinuerligt tillskott på grova lågor, bör undantas från storskaligt skogsbruk. Vedtrappmossa är typisk art för </w:t>
+      </w:r>
+      <w:r>
+        <w:rPr>
+          <w:i/>
+        </w:rPr>
+        <w:t>9010 Taiga</w:t>
+      </w:r>
+      <w:r>
+        <w:t xml:space="preserve"> (SLU Artdatabanken, 2024).</w:t>
       </w:r>
     </w:p>
     <w:p>
@@ -328,26 +345,6 @@
       </w:r>
       <w:r>
         <w:t>(Nitare &amp; Skogsstyrelsen, 2019; SLU Artdatabanken, 2025).</w:t>
-      </w:r>
-    </w:p>
-    <w:p>
-      <w:r>
-        <w:rPr>
-          <w:b/>
-        </w:rPr>
-        <w:t xml:space="preserve">Vedtrappmossa (NT) </w:t>
-      </w:r>
-      <w:r>
-        <w:t xml:space="preserve">växer på död ved, främst i gammal granskog. Den förekommer knappast alls i fjällnära barrskogar utan finns i skogslandskapet nedom fjällen och framför allt i landets södra delar är den en mycket bra signalart för barrnaturskog med höga naturvärden. Skogsavverkning och brist på grov död ved i skogen är de allvarligaste hoten och den överlever inte kalhyggesbruk. Lokaler med sluten granskog, tillräckligt stora för att säkerställa ett kontinuerligt tillskott på grova lågor, bör undantas från storskaligt skogsbruk. Vedtrappmossa är typisk art för </w:t>
-      </w:r>
-      <w:r>
-        <w:rPr>
-          <w:i/>
-        </w:rPr>
-        <w:t>9010 Taiga</w:t>
-      </w:r>
-      <w:r>
-        <w:t xml:space="preserve"> (SLU Artdatabanken, 2024).</w:t>
       </w:r>
     </w:p>
     <w:p>
@@ -755,7 +752,7 @@
     <w:r>
       <w:tab/>
       <w:tab/>
-      <w:t>2026-06-20</w:t>
+      <w:t>2026-06-21</w:t>
       <w:br/>
       <w:br/>
     </w:r>

--- a/klagomål/A 13217-2026 FSC-klagomål.docx
+++ b/klagomål/A 13217-2026 FSC-klagomål.docx
@@ -752,7 +752,7 @@
     <w:r>
       <w:tab/>
       <w:tab/>
-      <w:t>2026-06-21</w:t>
+      <w:t>2026-06-22</w:t>
       <w:br/>
       <w:br/>
     </w:r>

--- a/klagomål/A 13217-2026 FSC-klagomål.docx
+++ b/klagomål/A 13217-2026 FSC-klagomål.docx
@@ -752,7 +752,7 @@
     <w:r>
       <w:tab/>
       <w:tab/>
-      <w:t>2026-06-22</w:t>
+      <w:t>2026-06-23</w:t>
       <w:br/>
       <w:br/>
     </w:r>

--- a/klagomål/A 13217-2026 FSC-klagomål.docx
+++ b/klagomål/A 13217-2026 FSC-klagomål.docx
@@ -752,7 +752,7 @@
     <w:r>
       <w:tab/>
       <w:tab/>
-      <w:t>2026-06-23</w:t>
+      <w:t>2026-06-24</w:t>
       <w:br/>
       <w:br/>
     </w:r>

--- a/klagomål/A 13217-2026 FSC-klagomål.docx
+++ b/klagomål/A 13217-2026 FSC-klagomål.docx
@@ -752,7 +752,7 @@
     <w:r>
       <w:tab/>
       <w:tab/>
-      <w:t>2026-06-24</w:t>
+      <w:t>2026-06-25</w:t>
       <w:br/>
       <w:br/>
     </w:r>

--- a/klagomål/A 13217-2026 FSC-klagomål.docx
+++ b/klagomål/A 13217-2026 FSC-klagomål.docx
@@ -752,7 +752,7 @@
     <w:r>
       <w:tab/>
       <w:tab/>
-      <w:t>2026-06-25</w:t>
+      <w:t>2026-06-26</w:t>
       <w:br/>
       <w:br/>
     </w:r>

--- a/klagomål/A 13217-2026 FSC-klagomål.docx
+++ b/klagomål/A 13217-2026 FSC-klagomål.docx
@@ -752,7 +752,7 @@
     <w:r>
       <w:tab/>
       <w:tab/>
-      <w:t>2026-06-26</w:t>
+      <w:t>2026-06-27</w:t>
       <w:br/>
       <w:br/>
     </w:r>

--- a/klagomål/A 13217-2026 FSC-klagomål.docx
+++ b/klagomål/A 13217-2026 FSC-klagomål.docx
@@ -752,7 +752,7 @@
     <w:r>
       <w:tab/>
       <w:tab/>
-      <w:t>2026-06-27</w:t>
+      <w:t>2026-06-28</w:t>
       <w:br/>
       <w:br/>
     </w:r>

--- a/klagomål/A 13217-2026 FSC-klagomål.docx
+++ b/klagomål/A 13217-2026 FSC-klagomål.docx
@@ -752,7 +752,7 @@
     <w:r>
       <w:tab/>
       <w:tab/>
-      <w:t>2026-06-28</w:t>
+      <w:t>2026-06-29</w:t>
       <w:br/>
       <w:br/>
     </w:r>

--- a/klagomål/A 13217-2026 FSC-klagomål.docx
+++ b/klagomål/A 13217-2026 FSC-klagomål.docx
@@ -752,7 +752,7 @@
     <w:r>
       <w:tab/>
       <w:tab/>
-      <w:t>2026-06-29</w:t>
+      <w:t>2026-06-30</w:t>
       <w:br/>
       <w:br/>
     </w:r>

--- a/klagomål/A 13217-2026 FSC-klagomål.docx
+++ b/klagomål/A 13217-2026 FSC-klagomål.docx
@@ -752,7 +752,7 @@
     <w:r>
       <w:tab/>
       <w:tab/>
-      <w:t>2026-06-30</w:t>
+      <w:t>2026-07-01</w:t>
       <w:br/>
       <w:br/>
     </w:r>

--- a/klagomål/A 13217-2026 FSC-klagomål.docx
+++ b/klagomål/A 13217-2026 FSC-klagomål.docx
@@ -752,7 +752,7 @@
     <w:r>
       <w:tab/>
       <w:tab/>
-      <w:t>2026-07-01</w:t>
+      <w:t>2026-07-02</w:t>
       <w:br/>
       <w:br/>
     </w:r>

--- a/klagomål/A 13217-2026 FSC-klagomål.docx
+++ b/klagomål/A 13217-2026 FSC-klagomål.docx
@@ -752,7 +752,7 @@
     <w:r>
       <w:tab/>
       <w:tab/>
-      <w:t>2026-07-13</w:t>
+      <w:t>2026-07-14</w:t>
       <w:br/>
       <w:br/>
     </w:r>

--- a/klagomål/A 13217-2026 FSC-klagomål.docx
+++ b/klagomål/A 13217-2026 FSC-klagomål.docx
@@ -752,7 +752,7 @@
     <w:r>
       <w:tab/>
       <w:tab/>
-      <w:t>2026-07-14</w:t>
+      <w:t>2026-07-15</w:t>
       <w:br/>
       <w:br/>
     </w:r>

--- a/klagomål/A 13217-2026 FSC-klagomål.docx
+++ b/klagomål/A 13217-2026 FSC-klagomål.docx
@@ -752,7 +752,7 @@
     <w:r>
       <w:tab/>
       <w:tab/>
-      <w:t>2026-07-15</w:t>
+      <w:t>2026-07-16</w:t>
       <w:br/>
       <w:br/>
     </w:r>

--- a/klagomål/A 13217-2026 FSC-klagomål.docx
+++ b/klagomål/A 13217-2026 FSC-klagomål.docx
@@ -752,7 +752,7 @@
     <w:r>
       <w:tab/>
       <w:tab/>
-      <w:t>2026-07-16</w:t>
+      <w:t>2026-07-17</w:t>
       <w:br/>
       <w:br/>
     </w:r>

--- a/klagomål/A 13217-2026 FSC-klagomål.docx
+++ b/klagomål/A 13217-2026 FSC-klagomål.docx
@@ -752,7 +752,7 @@
     <w:r>
       <w:tab/>
       <w:tab/>
-      <w:t>2026-07-17</w:t>
+      <w:t>2026-07-18</w:t>
       <w:br/>
       <w:br/>
     </w:r>

--- a/klagomål/A 13217-2026 FSC-klagomål.docx
+++ b/klagomål/A 13217-2026 FSC-klagomål.docx
@@ -752,7 +752,7 @@
     <w:r>
       <w:tab/>
       <w:tab/>
-      <w:t>2026-07-18</w:t>
+      <w:t>2026-07-19</w:t>
       <w:br/>
       <w:br/>
     </w:r>

--- a/klagomål/A 13217-2026 FSC-klagomål.docx
+++ b/klagomål/A 13217-2026 FSC-klagomål.docx
@@ -752,7 +752,7 @@
     <w:r>
       <w:tab/>
       <w:tab/>
-      <w:t>2026-07-19</w:t>
+      <w:t>2026-07-20</w:t>
       <w:br/>
       <w:br/>
     </w:r>

--- a/klagomål/A 13217-2026 FSC-klagomål.docx
+++ b/klagomål/A 13217-2026 FSC-klagomål.docx
@@ -752,7 +752,7 @@
     <w:r>
       <w:tab/>
       <w:tab/>
-      <w:t>2026-07-20</w:t>
+      <w:t>2026-07-21</w:t>
       <w:br/>
       <w:br/>
     </w:r>

--- a/klagomål/A 13217-2026 FSC-klagomål.docx
+++ b/klagomål/A 13217-2026 FSC-klagomål.docx
@@ -752,7 +752,7 @@
     <w:r>
       <w:tab/>
       <w:tab/>
-      <w:t>2026-07-21</w:t>
+      <w:t>2026-07-22</w:t>
       <w:br/>
       <w:br/>
     </w:r>

--- a/klagomål/A 13217-2026 FSC-klagomål.docx
+++ b/klagomål/A 13217-2026 FSC-klagomål.docx
@@ -752,7 +752,7 @@
     <w:r>
       <w:tab/>
       <w:tab/>
-      <w:t>2026-07-22</w:t>
+      <w:t>2026-07-23</w:t>
       <w:br/>
       <w:br/>
     </w:r>

--- a/klagomål/A 13217-2026 FSC-klagomål.docx
+++ b/klagomål/A 13217-2026 FSC-klagomål.docx
@@ -752,7 +752,7 @@
     <w:r>
       <w:tab/>
       <w:tab/>
-      <w:t>2026-07-23</w:t>
+      <w:t>2026-07-24</w:t>
       <w:br/>
       <w:br/>
     </w:r>

--- a/klagomål/A 13217-2026 FSC-klagomål.docx
+++ b/klagomål/A 13217-2026 FSC-klagomål.docx
@@ -752,7 +752,7 @@
     <w:r>
       <w:tab/>
       <w:tab/>
-      <w:t>2026-07-24</w:t>
+      <w:t>2026-07-25</w:t>
       <w:br/>
       <w:br/>
     </w:r>

--- a/klagomål/A 13217-2026 FSC-klagomål.docx
+++ b/klagomål/A 13217-2026 FSC-klagomål.docx
@@ -752,7 +752,7 @@
     <w:r>
       <w:tab/>
       <w:tab/>
-      <w:t>2026-07-25</w:t>
+      <w:t>2026-07-26</w:t>
       <w:br/>
       <w:br/>
     </w:r>

--- a/klagomål/A 13217-2026 FSC-klagomål.docx
+++ b/klagomål/A 13217-2026 FSC-klagomål.docx
@@ -752,7 +752,7 @@
     <w:r>
       <w:tab/>
       <w:tab/>
-      <w:t>2026-07-26</w:t>
+      <w:t>2026-07-27</w:t>
       <w:br/>
       <w:br/>
     </w:r>

--- a/klagomål/A 13217-2026 FSC-klagomål.docx
+++ b/klagomål/A 13217-2026 FSC-klagomål.docx
@@ -752,7 +752,7 @@
     <w:r>
       <w:tab/>
       <w:tab/>
-      <w:t>2026-07-27</w:t>
+      <w:t>2026-07-28</w:t>
       <w:br/>
       <w:br/>
     </w:r>

--- a/klagomål/A 13217-2026 FSC-klagomål.docx
+++ b/klagomål/A 13217-2026 FSC-klagomål.docx
@@ -752,7 +752,7 @@
     <w:r>
       <w:tab/>
       <w:tab/>
-      <w:t>2026-07-28</w:t>
+      <w:t>2026-07-29</w:t>
       <w:br/>
       <w:br/>
     </w:r>

--- a/klagomål/A 13217-2026 FSC-klagomål.docx
+++ b/klagomål/A 13217-2026 FSC-klagomål.docx
@@ -752,7 +752,7 @@
     <w:r>
       <w:tab/>
       <w:tab/>
-      <w:t>2026-07-29</w:t>
+      <w:t>2026-07-30</w:t>
       <w:br/>
       <w:br/>
     </w:r>

--- a/klagomål/A 13217-2026 FSC-klagomål.docx
+++ b/klagomål/A 13217-2026 FSC-klagomål.docx
@@ -752,7 +752,7 @@
     <w:r>
       <w:tab/>
       <w:tab/>
-      <w:t>2026-07-30</w:t>
+      <w:t>2026-07-31</w:t>
       <w:br/>
       <w:br/>
     </w:r>

--- a/klagomål/A 13217-2026 FSC-klagomål.docx
+++ b/klagomål/A 13217-2026 FSC-klagomål.docx
@@ -752,7 +752,7 @@
     <w:r>
       <w:tab/>
       <w:tab/>
-      <w:t>2026-07-31</w:t>
+      <w:t>2026-08-01</w:t>
       <w:br/>
       <w:br/>
     </w:r>

--- a/klagomål/A 13217-2026 FSC-klagomål.docx
+++ b/klagomål/A 13217-2026 FSC-klagomål.docx
@@ -752,7 +752,7 @@
     <w:r>
       <w:tab/>
       <w:tab/>
-      <w:t>2026-08-01</w:t>
+      <w:t>2026-08-02</w:t>
       <w:br/>
       <w:br/>
     </w:r>

--- a/klagomål/A 13217-2026 FSC-klagomål.docx
+++ b/klagomål/A 13217-2026 FSC-klagomål.docx
@@ -752,7 +752,7 @@
     <w:r>
       <w:tab/>
       <w:tab/>
-      <w:t>2026-08-02</w:t>
+      <w:t>2026-08-03</w:t>
       <w:br/>
       <w:br/>
     </w:r>

--- a/klagomål/A 13217-2026 FSC-klagomål.docx
+++ b/klagomål/A 13217-2026 FSC-klagomål.docx
@@ -752,7 +752,7 @@
     <w:r>
       <w:tab/>
       <w:tab/>
-      <w:t>2026-08-03</w:t>
+      <w:t>2026-08-04</w:t>
       <w:br/>
       <w:br/>
     </w:r>

--- a/klagomål/A 13217-2026 FSC-klagomål.docx
+++ b/klagomål/A 13217-2026 FSC-klagomål.docx
@@ -752,7 +752,7 @@
     <w:r>
       <w:tab/>
       <w:tab/>
-      <w:t>2026-08-04</w:t>
+      <w:t>2026-08-05</w:t>
       <w:br/>
       <w:br/>
     </w:r>

--- a/klagomål/A 13217-2026 FSC-klagomål.docx
+++ b/klagomål/A 13217-2026 FSC-klagomål.docx
@@ -752,7 +752,7 @@
     <w:r>
       <w:tab/>
       <w:tab/>
-      <w:t>2026-08-05</w:t>
+      <w:t>2026-08-07</w:t>
       <w:br/>
       <w:br/>
     </w:r>

--- a/klagomål/A 13217-2026 FSC-klagomål.docx
+++ b/klagomål/A 13217-2026 FSC-klagomål.docx
@@ -752,7 +752,7 @@
     <w:r>
       <w:tab/>
       <w:tab/>
-      <w:t>2026-08-07</w:t>
+      <w:t>2026-08-08</w:t>
       <w:br/>
       <w:br/>
     </w:r>

--- a/klagomål/A 13217-2026 FSC-klagomål.docx
+++ b/klagomål/A 13217-2026 FSC-klagomål.docx
@@ -216,7 +216,7 @@
         <w:spacing w:after="240"/>
       </w:pPr>
       <w:r>
-        <w:t>Figur 1. Fyndplatser för naturvårdsarter i avverkningsanmälan. Markörer utan svart kant är placerade på fyndplatsen. Markörer med svart kant är placerade vid sidan av fyndplatsen har ett svart streck som visar fyndplatsens exakta position. Kartans mittpunktskoordinat är N 6555961, E 352443 i SWEREF 99 TM.</w:t>
+        <w:t>Figur 1. Fyndplatser för naturvårdsarter i avverkningsanmälan. Markörer utan svart kant är placerade på fyndplatsen. Markörer med svart kant är placerade vid sidan av fyndplatsen och har ett svart streck som visar fyndplatsens exakta position. Kartans mittpunktskoordinat är N 6555961, E 352443 i SWEREF 99 TM.</w:t>
       </w:r>
     </w:p>
     <w:p>
@@ -752,7 +752,7 @@
     <w:r>
       <w:tab/>
       <w:tab/>
-      <w:t>2026-08-14</w:t>
+      <w:t>2026-08-15</w:t>
       <w:br/>
       <w:br/>
     </w:r>

--- a/klagomål/A 13217-2026 FSC-klagomål.docx
+++ b/klagomål/A 13217-2026 FSC-klagomål.docx
@@ -752,7 +752,7 @@
     <w:r>
       <w:tab/>
       <w:tab/>
-      <w:t>2026-08-15</w:t>
+      <w:t>2026-08-16</w:t>
       <w:br/>
       <w:br/>
     </w:r>

--- a/klagomål/A 13217-2026 FSC-klagomål.docx
+++ b/klagomål/A 13217-2026 FSC-klagomål.docx
@@ -752,7 +752,7 @@
     <w:r>
       <w:tab/>
       <w:tab/>
-      <w:t>2026-08-16</w:t>
+      <w:t>2026-08-17</w:t>
       <w:br/>
       <w:br/>
     </w:r>

--- a/klagomål/A 13217-2026 FSC-klagomål.docx
+++ b/klagomål/A 13217-2026 FSC-klagomål.docx
@@ -752,7 +752,7 @@
     <w:r>
       <w:tab/>
       <w:tab/>
-      <w:t>2026-08-17</w:t>
+      <w:t>2026-08-18</w:t>
       <w:br/>
       <w:br/>
     </w:r>

--- a/klagomål/A 13217-2026 FSC-klagomål.docx
+++ b/klagomål/A 13217-2026 FSC-klagomål.docx
@@ -752,7 +752,7 @@
     <w:r>
       <w:tab/>
       <w:tab/>
-      <w:t>2026-08-18</w:t>
+      <w:t>2026-08-19</w:t>
       <w:br/>
       <w:br/>
     </w:r>

--- a/klagomål/A 13217-2026 FSC-klagomål.docx
+++ b/klagomål/A 13217-2026 FSC-klagomål.docx
@@ -752,7 +752,7 @@
     <w:r>
       <w:tab/>
       <w:tab/>
-      <w:t>2026-08-19</w:t>
+      <w:t>2026-08-20</w:t>
       <w:br/>
       <w:br/>
     </w:r>

--- a/klagomål/A 13217-2026 FSC-klagomål.docx
+++ b/klagomål/A 13217-2026 FSC-klagomål.docx
@@ -752,7 +752,7 @@
     <w:r>
       <w:tab/>
       <w:tab/>
-      <w:t>2026-08-20</w:t>
+      <w:t>2026-08-21</w:t>
       <w:br/>
       <w:br/>
     </w:r>

--- a/klagomål/A 13217-2026 FSC-klagomål.docx
+++ b/klagomål/A 13217-2026 FSC-klagomål.docx
@@ -752,7 +752,7 @@
     <w:r>
       <w:tab/>
       <w:tab/>
-      <w:t>2026-08-21</w:t>
+      <w:t>2026-08-22</w:t>
       <w:br/>
       <w:br/>
     </w:r>

--- a/klagomål/A 13217-2026 FSC-klagomål.docx
+++ b/klagomål/A 13217-2026 FSC-klagomål.docx
@@ -752,7 +752,7 @@
     <w:r>
       <w:tab/>
       <w:tab/>
-      <w:t>2026-08-22</w:t>
+      <w:t>2026-08-23</w:t>
       <w:br/>
       <w:br/>
     </w:r>

--- a/klagomål/A 13217-2026 FSC-klagomål.docx
+++ b/klagomål/A 13217-2026 FSC-klagomål.docx
@@ -752,7 +752,7 @@
     <w:r>
       <w:tab/>
       <w:tab/>
-      <w:t>2026-08-23</w:t>
+      <w:t>2026-08-24</w:t>
       <w:br/>
       <w:br/>
     </w:r>

--- a/klagomål/A 13217-2026 FSC-klagomål.docx
+++ b/klagomål/A 13217-2026 FSC-klagomål.docx
@@ -752,7 +752,7 @@
     <w:r>
       <w:tab/>
       <w:tab/>
-      <w:t>2026-08-24</w:t>
+      <w:t>2026-08-25</w:t>
       <w:br/>
       <w:br/>
     </w:r>

--- a/klagomål/A 13217-2026 FSC-klagomål.docx
+++ b/klagomål/A 13217-2026 FSC-klagomål.docx
@@ -752,7 +752,7 @@
     <w:r>
       <w:tab/>
       <w:tab/>
-      <w:t>2026-08-25</w:t>
+      <w:t>2026-08-26</w:t>
       <w:br/>
       <w:br/>
     </w:r>

--- a/klagomål/A 13217-2026 FSC-klagomål.docx
+++ b/klagomål/A 13217-2026 FSC-klagomål.docx
@@ -752,7 +752,7 @@
     <w:r>
       <w:tab/>
       <w:tab/>
-      <w:t>2026-08-26</w:t>
+      <w:t>2026-08-27</w:t>
       <w:br/>
       <w:br/>
     </w:r>

--- a/klagomål/A 13217-2026 FSC-klagomål.docx
+++ b/klagomål/A 13217-2026 FSC-klagomål.docx
@@ -752,7 +752,7 @@
     <w:r>
       <w:tab/>
       <w:tab/>
-      <w:t>2026-08-27</w:t>
+      <w:t>2026-08-28</w:t>
       <w:br/>
       <w:br/>
     </w:r>

--- a/klagomål/A 13217-2026 FSC-klagomål.docx
+++ b/klagomål/A 13217-2026 FSC-klagomål.docx
@@ -752,7 +752,7 @@
     <w:r>
       <w:tab/>
       <w:tab/>
-      <w:t>2026-08-28</w:t>
+      <w:t>2026-08-29</w:t>
       <w:br/>
       <w:br/>
     </w:r>

--- a/klagomål/A 13217-2026 FSC-klagomål.docx
+++ b/klagomål/A 13217-2026 FSC-klagomål.docx
@@ -752,7 +752,7 @@
     <w:r>
       <w:tab/>
       <w:tab/>
-      <w:t>2026-08-29</w:t>
+      <w:t>2026-08-31</w:t>
       <w:br/>
       <w:br/>
     </w:r>

--- a/klagomål/A 13217-2026 FSC-klagomål.docx
+++ b/klagomål/A 13217-2026 FSC-klagomål.docx
@@ -752,7 +752,7 @@
     <w:r>
       <w:tab/>
       <w:tab/>
-      <w:t>2026-08-31</w:t>
+      <w:t>2026-09-01</w:t>
       <w:br/>
       <w:br/>
     </w:r>

--- a/klagomål/A 13217-2026 FSC-klagomål.docx
+++ b/klagomål/A 13217-2026 FSC-klagomål.docx
@@ -752,7 +752,7 @@
     <w:r>
       <w:tab/>
       <w:tab/>
-      <w:t>2026-09-01</w:t>
+      <w:t>2026-09-02</w:t>
       <w:br/>
       <w:br/>
     </w:r>

--- a/klagomål/A 13217-2026 FSC-klagomål.docx
+++ b/klagomål/A 13217-2026 FSC-klagomål.docx
@@ -752,7 +752,7 @@
     <w:r>
       <w:tab/>
       <w:tab/>
-      <w:t>2026-09-02</w:t>
+      <w:t>2026-09-03</w:t>
       <w:br/>
       <w:br/>
     </w:r>

--- a/klagomål/A 13217-2026 FSC-klagomål.docx
+++ b/klagomål/A 13217-2026 FSC-klagomål.docx
@@ -752,7 +752,7 @@
     <w:r>
       <w:tab/>
       <w:tab/>
-      <w:t>2026-09-03</w:t>
+      <w:t>2026-09-04</w:t>
       <w:br/>
       <w:br/>
     </w:r>

--- a/klagomål/A 13217-2026 FSC-klagomål.docx
+++ b/klagomål/A 13217-2026 FSC-klagomål.docx
@@ -752,7 +752,7 @@
     <w:r>
       <w:tab/>
       <w:tab/>
-      <w:t>2026-09-04</w:t>
+      <w:t>2026-09-05</w:t>
       <w:br/>
       <w:br/>
     </w:r>
